--- a/Python/lab2/lab2 Отчет.docx
+++ b/Python/lab2/lab2 Отчет.docx
@@ -314,15 +314,7 @@
           <w:sz w:val="28"/>
           <w:szCs w:val="28"/>
         </w:rPr>
-        <w:t>по лабораторной работе №</w:t>
-      </w:r>
-      <w:r>
-        <w:rPr>
-          <w:rFonts w:ascii="Times New Roman" w:hAnsi="Times New Roman"/>
-          <w:sz w:val="28"/>
-          <w:szCs w:val="28"/>
-        </w:rPr>
-        <w:t>2</w:t>
+        <w:t>по лабораторной работе №2</w:t>
       </w:r>
     </w:p>
     <w:p>
@@ -1150,55 +1142,7 @@
           <w:sz w:val="24"/>
           <w:szCs w:val="24"/>
         </w:rPr>
-        <w:t>л</w:t>
-      </w:r>
-      <w:r>
-        <w:rPr>
-          <w:rFonts w:ascii="Times New Roman" w:hAnsi="Times New Roman"/>
-          <w:sz w:val="24"/>
-          <w:szCs w:val="24"/>
-        </w:rPr>
-        <w:t>инейны</w:t>
-      </w:r>
-      <w:r>
-        <w:rPr>
-          <w:rFonts w:ascii="Times New Roman" w:hAnsi="Times New Roman"/>
-          <w:sz w:val="24"/>
-          <w:szCs w:val="24"/>
-        </w:rPr>
-        <w:t>м</w:t>
-      </w:r>
-      <w:r>
-        <w:rPr>
-          <w:rFonts w:ascii="Times New Roman" w:hAnsi="Times New Roman"/>
-          <w:sz w:val="24"/>
-          <w:szCs w:val="24"/>
-        </w:rPr>
-        <w:t xml:space="preserve"> сплошн</w:t>
-      </w:r>
-      <w:r>
-        <w:rPr>
-          <w:rFonts w:ascii="Times New Roman" w:hAnsi="Times New Roman"/>
-          <w:sz w:val="24"/>
-          <w:szCs w:val="24"/>
-        </w:rPr>
-        <w:t>ым</w:t>
-      </w:r>
-      <w:r>
-        <w:rPr>
-          <w:rFonts w:ascii="Times New Roman" w:hAnsi="Times New Roman"/>
-          <w:sz w:val="24"/>
-          <w:szCs w:val="24"/>
-        </w:rPr>
-        <w:t xml:space="preserve"> график</w:t>
-      </w:r>
-      <w:r>
-        <w:rPr>
-          <w:rFonts w:ascii="Times New Roman" w:hAnsi="Times New Roman"/>
-          <w:sz w:val="24"/>
-          <w:szCs w:val="24"/>
-        </w:rPr>
-        <w:t>ом</w:t>
+        <w:t>линейным сплошным графиком</w:t>
       </w:r>
       <w:r>
         <w:rPr>
@@ -1291,31 +1235,7 @@
           <w:sz w:val="24"/>
           <w:szCs w:val="24"/>
         </w:rPr>
-        <w:t>м</w:t>
-      </w:r>
-      <w:r>
-        <w:rPr>
-          <w:rFonts w:ascii="Times New Roman" w:hAnsi="Times New Roman"/>
-          <w:sz w:val="24"/>
-          <w:szCs w:val="24"/>
-        </w:rPr>
-        <w:t>одул</w:t>
-      </w:r>
-      <w:r>
-        <w:rPr>
-          <w:rFonts w:ascii="Times New Roman" w:hAnsi="Times New Roman"/>
-          <w:sz w:val="24"/>
-          <w:szCs w:val="24"/>
-        </w:rPr>
-        <w:t>ем</w:t>
-      </w:r>
-      <w:r>
-        <w:rPr>
-          <w:rFonts w:ascii="Times New Roman" w:hAnsi="Times New Roman"/>
-          <w:sz w:val="24"/>
-          <w:szCs w:val="24"/>
-        </w:rPr>
-        <w:t xml:space="preserve"> ДПФ</w:t>
+        <w:t>модулем ДПФ</w:t>
       </w:r>
       <w:r>
         <w:rPr>
@@ -1412,7 +1332,6 @@
           <w:rFonts w:ascii="Times New Roman" w:eastAsiaTheme="minorHAnsi" w:hAnsi="Times New Roman"/>
           <w:sz w:val="24"/>
           <w:szCs w:val="24"/>
-          <w:lang w:val="en-US"/>
         </w:rPr>
         <w:t>: 3000</w:t>
       </w:r>
@@ -1428,11 +1347,12 @@
       <w:r>
         <w:rPr>
           <w:rFonts w:ascii="Times New Roman" w:hAnsi="Times New Roman"/>
+          <w:noProof/>
           <w:sz w:val="24"/>
           <w:szCs w:val="24"/>
         </w:rPr>
         <w:drawing>
-          <wp:inline distT="0" distB="0" distL="0" distR="0" wp14:anchorId="48E5F704" wp14:editId="46A73BBC">
+          <wp:inline distT="0" distB="0" distL="0" distR="0" wp14:anchorId="48E5F704" wp14:editId="1C1C766D">
             <wp:extent cx="5940425" cy="1938655"/>
             <wp:effectExtent l="0" t="0" r="0" b="0"/>
             <wp:docPr id="1391695458" name="Рисунок 2"/>
@@ -1497,7 +1417,7 @@
           <w:szCs w:val="24"/>
         </w:rPr>
         <w:drawing>
-          <wp:inline distT="0" distB="0" distL="0" distR="0" wp14:anchorId="71CEB937" wp14:editId="7DB97CE2">
+          <wp:inline distT="0" distB="0" distL="0" distR="0" wp14:anchorId="71CEB937" wp14:editId="350501A2">
             <wp:extent cx="5940425" cy="1944370"/>
             <wp:effectExtent l="0" t="0" r="0" b="0"/>
             <wp:docPr id="1715000576" name="Рисунок 3"/>
@@ -1563,7 +1483,7 @@
         </w:rPr>
         <w:lastRenderedPageBreak/>
         <w:drawing>
-          <wp:inline distT="0" distB="0" distL="0" distR="0" wp14:anchorId="07D454DA" wp14:editId="6BAD9852">
+          <wp:inline distT="0" distB="0" distL="0" distR="0" wp14:anchorId="07D454DA" wp14:editId="053A9F7C">
             <wp:extent cx="5940425" cy="2932430"/>
             <wp:effectExtent l="0" t="0" r="0" b="0"/>
             <wp:docPr id="1533820928" name="Рисунок 4"/>
@@ -1628,7 +1548,7 @@
           <w:szCs w:val="24"/>
         </w:rPr>
         <w:drawing>
-          <wp:inline distT="0" distB="0" distL="0" distR="0" wp14:anchorId="7E61AE2E" wp14:editId="03AF005D">
+          <wp:inline distT="0" distB="0" distL="0" distR="0" wp14:anchorId="7E61AE2E" wp14:editId="59CC147B">
             <wp:extent cx="5940425" cy="2376170"/>
             <wp:effectExtent l="0" t="0" r="0" b="0"/>
             <wp:docPr id="1616764521" name="Рисунок 5"/>
@@ -1685,6 +1605,7 @@
           <w:bCs/>
           <w:sz w:val="24"/>
           <w:szCs w:val="24"/>
+          <w:lang w:val="en-US"/>
         </w:rPr>
       </w:pPr>
       <w:r>
@@ -1695,7 +1616,49 @@
           <w:sz w:val="24"/>
           <w:szCs w:val="24"/>
         </w:rPr>
-        <w:t>Полный листинг программы</w:t>
+        <w:t>Полный</w:t>
+      </w:r>
+      <w:r>
+        <w:rPr>
+          <w:rFonts w:ascii="Times New Roman" w:hAnsi="Times New Roman"/>
+          <w:b/>
+          <w:bCs/>
+          <w:sz w:val="24"/>
+          <w:szCs w:val="24"/>
+          <w:lang w:val="en-US"/>
+        </w:rPr>
+        <w:t xml:space="preserve"> </w:t>
+      </w:r>
+      <w:r>
+        <w:rPr>
+          <w:rFonts w:ascii="Times New Roman" w:hAnsi="Times New Roman"/>
+          <w:b/>
+          <w:bCs/>
+          <w:sz w:val="24"/>
+          <w:szCs w:val="24"/>
+        </w:rPr>
+        <w:t>листинг</w:t>
+      </w:r>
+      <w:r>
+        <w:rPr>
+          <w:rFonts w:ascii="Times New Roman" w:hAnsi="Times New Roman"/>
+          <w:b/>
+          <w:bCs/>
+          <w:sz w:val="24"/>
+          <w:szCs w:val="24"/>
+          <w:lang w:val="en-US"/>
+        </w:rPr>
+        <w:t xml:space="preserve"> </w:t>
+      </w:r>
+      <w:r>
+        <w:rPr>
+          <w:rFonts w:ascii="Times New Roman" w:hAnsi="Times New Roman"/>
+          <w:b/>
+          <w:bCs/>
+          <w:sz w:val="24"/>
+          <w:szCs w:val="24"/>
+        </w:rPr>
+        <w:t>программы</w:t>
       </w:r>
     </w:p>
     <w:p>
@@ -3171,6 +3134,7 @@
       <w:pPr>
         <w:rPr>
           <w:rFonts w:ascii="Times New Roman" w:hAnsi="Times New Roman"/>
+          <w:lang w:val="en-US"/>
         </w:rPr>
       </w:pPr>
       <w:r>
@@ -3179,25 +3143,19 @@
         </w:rPr>
         <w:t xml:space="preserve">    </w:t>
       </w:r>
-      <w:proofErr w:type="spellStart"/>
-      <w:r>
-        <w:rPr>
-          <w:rFonts w:ascii="Times New Roman" w:hAnsi="Times New Roman"/>
-        </w:rPr>
-        <w:t>magnitude</w:t>
-      </w:r>
-      <w:proofErr w:type="spellEnd"/>
-      <w:r>
-        <w:rPr>
-          <w:rFonts w:ascii="Times New Roman" w:hAnsi="Times New Roman"/>
-        </w:rPr>
-        <w:t xml:space="preserve"> = </w:t>
-      </w:r>
-      <w:proofErr w:type="spellStart"/>
-      <w:proofErr w:type="gramStart"/>
-      <w:r>
-        <w:rPr>
-          <w:rFonts w:ascii="Times New Roman" w:hAnsi="Times New Roman"/>
+      <w:r>
+        <w:rPr>
+          <w:rFonts w:ascii="Times New Roman" w:hAnsi="Times New Roman"/>
+          <w:lang w:val="en-US"/>
+        </w:rPr>
+        <w:t xml:space="preserve">magnitude = </w:t>
+      </w:r>
+      <w:proofErr w:type="spellStart"/>
+      <w:proofErr w:type="gramStart"/>
+      <w:r>
+        <w:rPr>
+          <w:rFonts w:ascii="Times New Roman" w:hAnsi="Times New Roman"/>
+          <w:lang w:val="en-US"/>
         </w:rPr>
         <w:t>np.sqrt</w:t>
       </w:r>
@@ -3206,6 +3164,7 @@
       <w:r>
         <w:rPr>
           <w:rFonts w:ascii="Times New Roman" w:hAnsi="Times New Roman"/>
+          <w:lang w:val="en-US"/>
         </w:rPr>
         <w:t>(</w:t>
       </w:r>
@@ -3214,6 +3173,7 @@
       <w:r>
         <w:rPr>
           <w:rFonts w:ascii="Times New Roman" w:hAnsi="Times New Roman"/>
+          <w:lang w:val="en-US"/>
         </w:rPr>
         <w:t>spectrum.real</w:t>
       </w:r>
@@ -3222,6 +3182,7 @@
       <w:r>
         <w:rPr>
           <w:rFonts w:ascii="Times New Roman" w:hAnsi="Times New Roman"/>
+          <w:lang w:val="en-US"/>
         </w:rPr>
         <w:t xml:space="preserve">**2 + </w:t>
       </w:r>
@@ -3230,6 +3191,7 @@
       <w:r>
         <w:rPr>
           <w:rFonts w:ascii="Times New Roman" w:hAnsi="Times New Roman"/>
+          <w:lang w:val="en-US"/>
         </w:rPr>
         <w:t>spectrum.imag</w:t>
       </w:r>
@@ -3238,6 +3200,7 @@
       <w:r>
         <w:rPr>
           <w:rFonts w:ascii="Times New Roman" w:hAnsi="Times New Roman"/>
+          <w:lang w:val="en-US"/>
         </w:rPr>
         <w:t>**2)</w:t>
       </w:r>
@@ -3246,11 +3209,13 @@
       <w:pPr>
         <w:rPr>
           <w:rFonts w:ascii="Times New Roman" w:hAnsi="Times New Roman"/>
-        </w:rPr>
-      </w:pPr>
-      <w:r>
-        <w:rPr>
-          <w:rFonts w:ascii="Times New Roman" w:hAnsi="Times New Roman"/>
+          <w:lang w:val="en-US"/>
+        </w:rPr>
+      </w:pPr>
+      <w:r>
+        <w:rPr>
+          <w:rFonts w:ascii="Times New Roman" w:hAnsi="Times New Roman"/>
+          <w:lang w:val="en-US"/>
         </w:rPr>
         <w:t xml:space="preserve">    </w:t>
       </w:r>
@@ -3265,6 +3230,7 @@
       <w:r>
         <w:rPr>
           <w:rFonts w:ascii="Times New Roman" w:hAnsi="Times New Roman"/>
+          <w:lang w:val="en-US"/>
         </w:rPr>
         <w:t xml:space="preserve">    </w:t>
       </w:r>
@@ -3384,6 +3350,7 @@
       <w:pPr>
         <w:rPr>
           <w:rFonts w:ascii="Times New Roman" w:hAnsi="Times New Roman"/>
+          <w:lang w:val="en-US"/>
         </w:rPr>
       </w:pPr>
       <w:r>
@@ -3392,55 +3359,1017 @@
         </w:rPr>
         <w:t xml:space="preserve">    </w:t>
       </w:r>
-      <w:proofErr w:type="spellStart"/>
-      <w:r>
-        <w:rPr>
-          <w:rFonts w:ascii="Times New Roman" w:hAnsi="Times New Roman"/>
-        </w:rPr>
-        <w:t>return</w:t>
-      </w:r>
-      <w:proofErr w:type="spellEnd"/>
-      <w:r>
-        <w:rPr>
-          <w:rFonts w:ascii="Times New Roman" w:hAnsi="Times New Roman"/>
+      <w:r>
+        <w:rPr>
+          <w:rFonts w:ascii="Times New Roman" w:hAnsi="Times New Roman"/>
+          <w:lang w:val="en-US"/>
+        </w:rPr>
+        <w:t>return magnitude[:N//2], frequencies</w:t>
+      </w:r>
+    </w:p>
+    <w:p>
+      <w:pPr>
+        <w:rPr>
+          <w:rFonts w:ascii="Times New Roman" w:hAnsi="Times New Roman"/>
+          <w:lang w:val="en-US"/>
+        </w:rPr>
+      </w:pPr>
+    </w:p>
+    <w:p>
+      <w:pPr>
+        <w:rPr>
+          <w:rFonts w:ascii="Times New Roman" w:hAnsi="Times New Roman"/>
+          <w:lang w:val="en-US"/>
+        </w:rPr>
+      </w:pPr>
+      <w:r>
+        <w:rPr>
+          <w:rFonts w:ascii="Times New Roman" w:hAnsi="Times New Roman"/>
+          <w:lang w:val="en-US"/>
+        </w:rPr>
+        <w:t xml:space="preserve">def </w:t>
+      </w:r>
+      <w:proofErr w:type="spellStart"/>
+      <w:r>
+        <w:rPr>
+          <w:rFonts w:ascii="Times New Roman" w:hAnsi="Times New Roman"/>
+          <w:lang w:val="en-US"/>
+        </w:rPr>
+        <w:t>plot_</w:t>
+      </w:r>
+      <w:proofErr w:type="gramStart"/>
+      <w:r>
+        <w:rPr>
+          <w:rFonts w:ascii="Times New Roman" w:hAnsi="Times New Roman"/>
+          <w:lang w:val="en-US"/>
+        </w:rPr>
+        <w:t>oscillogram</w:t>
+      </w:r>
+      <w:proofErr w:type="spellEnd"/>
+      <w:r>
+        <w:rPr>
+          <w:rFonts w:ascii="Times New Roman" w:hAnsi="Times New Roman"/>
+          <w:lang w:val="en-US"/>
+        </w:rPr>
+        <w:t>(</w:t>
+      </w:r>
+      <w:proofErr w:type="gramEnd"/>
+      <w:r>
+        <w:rPr>
+          <w:rFonts w:ascii="Times New Roman" w:hAnsi="Times New Roman"/>
+          <w:lang w:val="en-US"/>
+        </w:rPr>
+        <w:t xml:space="preserve">signal, </w:t>
+      </w:r>
+      <w:proofErr w:type="spellStart"/>
+      <w:r>
+        <w:rPr>
+          <w:rFonts w:ascii="Times New Roman" w:hAnsi="Times New Roman"/>
+          <w:lang w:val="en-US"/>
+        </w:rPr>
+        <w:t>sample_rate</w:t>
+      </w:r>
+      <w:proofErr w:type="spellEnd"/>
+      <w:r>
+        <w:rPr>
+          <w:rFonts w:ascii="Times New Roman" w:hAnsi="Times New Roman"/>
+          <w:lang w:val="en-US"/>
+        </w:rPr>
+        <w:t xml:space="preserve">, </w:t>
+      </w:r>
+      <w:proofErr w:type="spellStart"/>
+      <w:r>
+        <w:rPr>
+          <w:rFonts w:ascii="Times New Roman" w:hAnsi="Times New Roman"/>
+          <w:lang w:val="en-US"/>
+        </w:rPr>
+        <w:t>save_path</w:t>
+      </w:r>
+      <w:proofErr w:type="spellEnd"/>
+      <w:r>
+        <w:rPr>
+          <w:rFonts w:ascii="Times New Roman" w:hAnsi="Times New Roman"/>
+          <w:lang w:val="en-US"/>
+        </w:rPr>
+        <w:t>='oscillogram.png'):</w:t>
+      </w:r>
+    </w:p>
+    <w:p>
+      <w:pPr>
+        <w:rPr>
+          <w:rFonts w:ascii="Times New Roman" w:hAnsi="Times New Roman"/>
+          <w:lang w:val="en-US"/>
+        </w:rPr>
+      </w:pPr>
+      <w:r>
+        <w:rPr>
+          <w:rFonts w:ascii="Times New Roman" w:hAnsi="Times New Roman"/>
+          <w:lang w:val="en-US"/>
+        </w:rPr>
+        <w:t xml:space="preserve">    # </w:t>
+      </w:r>
+      <w:r>
+        <w:rPr>
+          <w:rFonts w:ascii="Times New Roman" w:hAnsi="Times New Roman"/>
+        </w:rPr>
+        <w:t>Построение</w:t>
+      </w:r>
+      <w:r>
+        <w:rPr>
+          <w:rFonts w:ascii="Times New Roman" w:hAnsi="Times New Roman"/>
+          <w:lang w:val="en-US"/>
         </w:rPr>
         <w:t xml:space="preserve"> </w:t>
       </w:r>
-      <w:proofErr w:type="spellStart"/>
-      <w:r>
-        <w:rPr>
-          <w:rFonts w:ascii="Times New Roman" w:hAnsi="Times New Roman"/>
-        </w:rPr>
-        <w:t>magnitude</w:t>
-      </w:r>
-      <w:proofErr w:type="spellEnd"/>
-      <w:proofErr w:type="gramStart"/>
-      <w:r>
-        <w:rPr>
-          <w:rFonts w:ascii="Times New Roman" w:hAnsi="Times New Roman"/>
-        </w:rPr>
-        <w:t>[:N</w:t>
-      </w:r>
-      <w:proofErr w:type="gramEnd"/>
-      <w:r>
-        <w:rPr>
-          <w:rFonts w:ascii="Times New Roman" w:hAnsi="Times New Roman"/>
-        </w:rPr>
-        <w:t xml:space="preserve">//2], </w:t>
-      </w:r>
-      <w:proofErr w:type="spellStart"/>
-      <w:r>
-        <w:rPr>
-          <w:rFonts w:ascii="Times New Roman" w:hAnsi="Times New Roman"/>
-        </w:rPr>
-        <w:t>frequencies</w:t>
-      </w:r>
-      <w:proofErr w:type="spellEnd"/>
-    </w:p>
-    <w:p>
-      <w:pPr>
-        <w:rPr>
-          <w:rFonts w:ascii="Times New Roman" w:hAnsi="Times New Roman"/>
+      <w:r>
+        <w:rPr>
+          <w:rFonts w:ascii="Times New Roman" w:hAnsi="Times New Roman"/>
+        </w:rPr>
+        <w:t>осциллограммы</w:t>
+      </w:r>
+    </w:p>
+    <w:p>
+      <w:pPr>
+        <w:rPr>
+          <w:rFonts w:ascii="Times New Roman" w:hAnsi="Times New Roman"/>
+          <w:lang w:val="en-US"/>
+        </w:rPr>
+      </w:pPr>
+      <w:r>
+        <w:rPr>
+          <w:rFonts w:ascii="Times New Roman" w:hAnsi="Times New Roman"/>
+          <w:lang w:val="en-US"/>
+        </w:rPr>
+        <w:t xml:space="preserve">    # </w:t>
+      </w:r>
+      <w:r>
+        <w:rPr>
+          <w:rFonts w:ascii="Times New Roman" w:hAnsi="Times New Roman"/>
+        </w:rPr>
+        <w:t>Временная</w:t>
+      </w:r>
+      <w:r>
+        <w:rPr>
+          <w:rFonts w:ascii="Times New Roman" w:hAnsi="Times New Roman"/>
+          <w:lang w:val="en-US"/>
+        </w:rPr>
+        <w:t xml:space="preserve"> </w:t>
+      </w:r>
+      <w:r>
+        <w:rPr>
+          <w:rFonts w:ascii="Times New Roman" w:hAnsi="Times New Roman"/>
+        </w:rPr>
+        <w:t>ось</w:t>
+      </w:r>
+    </w:p>
+    <w:p>
+      <w:pPr>
+        <w:rPr>
+          <w:rFonts w:ascii="Times New Roman" w:hAnsi="Times New Roman"/>
+          <w:lang w:val="en-US"/>
+        </w:rPr>
+      </w:pPr>
+      <w:r>
+        <w:rPr>
+          <w:rFonts w:ascii="Times New Roman" w:hAnsi="Times New Roman"/>
+          <w:lang w:val="en-US"/>
+        </w:rPr>
+        <w:t xml:space="preserve">    </w:t>
+      </w:r>
+      <w:proofErr w:type="spellStart"/>
+      <w:r>
+        <w:rPr>
+          <w:rFonts w:ascii="Times New Roman" w:hAnsi="Times New Roman"/>
+          <w:lang w:val="en-US"/>
+        </w:rPr>
+        <w:t>time_axis</w:t>
+      </w:r>
+      <w:proofErr w:type="spellEnd"/>
+      <w:r>
+        <w:rPr>
+          <w:rFonts w:ascii="Times New Roman" w:hAnsi="Times New Roman"/>
+          <w:lang w:val="en-US"/>
+        </w:rPr>
+        <w:t xml:space="preserve"> = </w:t>
+      </w:r>
+      <w:proofErr w:type="spellStart"/>
+      <w:proofErr w:type="gramStart"/>
+      <w:r>
+        <w:rPr>
+          <w:rFonts w:ascii="Times New Roman" w:hAnsi="Times New Roman"/>
+          <w:lang w:val="en-US"/>
+        </w:rPr>
+        <w:t>np.arange</w:t>
+      </w:r>
+      <w:proofErr w:type="spellEnd"/>
+      <w:proofErr w:type="gramEnd"/>
+      <w:r>
+        <w:rPr>
+          <w:rFonts w:ascii="Times New Roman" w:hAnsi="Times New Roman"/>
+          <w:lang w:val="en-US"/>
+        </w:rPr>
+        <w:t>(</w:t>
+      </w:r>
+      <w:proofErr w:type="spellStart"/>
+      <w:r>
+        <w:rPr>
+          <w:rFonts w:ascii="Times New Roman" w:hAnsi="Times New Roman"/>
+          <w:lang w:val="en-US"/>
+        </w:rPr>
+        <w:t>len</w:t>
+      </w:r>
+      <w:proofErr w:type="spellEnd"/>
+      <w:r>
+        <w:rPr>
+          <w:rFonts w:ascii="Times New Roman" w:hAnsi="Times New Roman"/>
+          <w:lang w:val="en-US"/>
+        </w:rPr>
+        <w:t xml:space="preserve">(signal)) / </w:t>
+      </w:r>
+      <w:proofErr w:type="spellStart"/>
+      <w:r>
+        <w:rPr>
+          <w:rFonts w:ascii="Times New Roman" w:hAnsi="Times New Roman"/>
+          <w:lang w:val="en-US"/>
+        </w:rPr>
+        <w:t>sample_rate</w:t>
+      </w:r>
+      <w:proofErr w:type="spellEnd"/>
+    </w:p>
+    <w:p>
+      <w:pPr>
+        <w:rPr>
+          <w:rFonts w:ascii="Times New Roman" w:hAnsi="Times New Roman"/>
+          <w:lang w:val="en-US"/>
+        </w:rPr>
+      </w:pPr>
+      <w:r>
+        <w:rPr>
+          <w:rFonts w:ascii="Times New Roman" w:hAnsi="Times New Roman"/>
+          <w:lang w:val="en-US"/>
+        </w:rPr>
+        <w:t xml:space="preserve">    </w:t>
+      </w:r>
+    </w:p>
+    <w:p>
+      <w:pPr>
+        <w:rPr>
+          <w:rFonts w:ascii="Times New Roman" w:hAnsi="Times New Roman"/>
+          <w:lang w:val="en-US"/>
+        </w:rPr>
+      </w:pPr>
+      <w:r>
+        <w:rPr>
+          <w:rFonts w:ascii="Times New Roman" w:hAnsi="Times New Roman"/>
+          <w:lang w:val="en-US"/>
+        </w:rPr>
+        <w:t xml:space="preserve">    </w:t>
+      </w:r>
+      <w:proofErr w:type="spellStart"/>
+      <w:proofErr w:type="gramStart"/>
+      <w:r>
+        <w:rPr>
+          <w:rFonts w:ascii="Times New Roman" w:hAnsi="Times New Roman"/>
+          <w:lang w:val="en-US"/>
+        </w:rPr>
+        <w:t>plt.figure</w:t>
+      </w:r>
+      <w:proofErr w:type="spellEnd"/>
+      <w:proofErr w:type="gramEnd"/>
+      <w:r>
+        <w:rPr>
+          <w:rFonts w:ascii="Times New Roman" w:hAnsi="Times New Roman"/>
+          <w:lang w:val="en-US"/>
+        </w:rPr>
+        <w:t>(</w:t>
+      </w:r>
+      <w:proofErr w:type="spellStart"/>
+      <w:r>
+        <w:rPr>
+          <w:rFonts w:ascii="Times New Roman" w:hAnsi="Times New Roman"/>
+          <w:lang w:val="en-US"/>
+        </w:rPr>
+        <w:t>figsize</w:t>
+      </w:r>
+      <w:proofErr w:type="spellEnd"/>
+      <w:proofErr w:type="gramStart"/>
+      <w:r>
+        <w:rPr>
+          <w:rFonts w:ascii="Times New Roman" w:hAnsi="Times New Roman"/>
+          <w:lang w:val="en-US"/>
+        </w:rPr>
+        <w:t>=(</w:t>
+      </w:r>
+      <w:proofErr w:type="gramEnd"/>
+      <w:r>
+        <w:rPr>
+          <w:rFonts w:ascii="Times New Roman" w:hAnsi="Times New Roman"/>
+          <w:lang w:val="en-US"/>
+        </w:rPr>
+        <w:t>12, 4))</w:t>
+      </w:r>
+    </w:p>
+    <w:p>
+      <w:pPr>
+        <w:rPr>
+          <w:rFonts w:ascii="Times New Roman" w:hAnsi="Times New Roman"/>
+          <w:lang w:val="en-US"/>
+        </w:rPr>
+      </w:pPr>
+      <w:r>
+        <w:rPr>
+          <w:rFonts w:ascii="Times New Roman" w:hAnsi="Times New Roman"/>
+          <w:lang w:val="en-US"/>
+        </w:rPr>
+        <w:t xml:space="preserve">    </w:t>
+      </w:r>
+      <w:proofErr w:type="spellStart"/>
+      <w:proofErr w:type="gramStart"/>
+      <w:r>
+        <w:rPr>
+          <w:rFonts w:ascii="Times New Roman" w:hAnsi="Times New Roman"/>
+          <w:lang w:val="en-US"/>
+        </w:rPr>
+        <w:t>plt.plot</w:t>
+      </w:r>
+      <w:proofErr w:type="spellEnd"/>
+      <w:proofErr w:type="gramEnd"/>
+      <w:r>
+        <w:rPr>
+          <w:rFonts w:ascii="Times New Roman" w:hAnsi="Times New Roman"/>
+          <w:lang w:val="en-US"/>
+        </w:rPr>
+        <w:t>(</w:t>
+      </w:r>
+      <w:proofErr w:type="spellStart"/>
+      <w:r>
+        <w:rPr>
+          <w:rFonts w:ascii="Times New Roman" w:hAnsi="Times New Roman"/>
+          <w:lang w:val="en-US"/>
+        </w:rPr>
+        <w:t>time_axis</w:t>
+      </w:r>
+      <w:proofErr w:type="spellEnd"/>
+      <w:r>
+        <w:rPr>
+          <w:rFonts w:ascii="Times New Roman" w:hAnsi="Times New Roman"/>
+          <w:lang w:val="en-US"/>
+        </w:rPr>
+        <w:t>, signal, linewidth=0.5, color='#2E86AB', label='</w:t>
+      </w:r>
+      <w:r>
+        <w:rPr>
+          <w:rFonts w:ascii="Times New Roman" w:hAnsi="Times New Roman"/>
+        </w:rPr>
+        <w:t>Звуковой</w:t>
+      </w:r>
+      <w:r>
+        <w:rPr>
+          <w:rFonts w:ascii="Times New Roman" w:hAnsi="Times New Roman"/>
+          <w:lang w:val="en-US"/>
+        </w:rPr>
+        <w:t xml:space="preserve"> </w:t>
+      </w:r>
+      <w:r>
+        <w:rPr>
+          <w:rFonts w:ascii="Times New Roman" w:hAnsi="Times New Roman"/>
+        </w:rPr>
+        <w:t>сигнал</w:t>
+      </w:r>
+      <w:r>
+        <w:rPr>
+          <w:rFonts w:ascii="Times New Roman" w:hAnsi="Times New Roman"/>
+          <w:lang w:val="en-US"/>
+        </w:rPr>
+        <w:t>')</w:t>
+      </w:r>
+    </w:p>
+    <w:p>
+      <w:pPr>
+        <w:rPr>
+          <w:rFonts w:ascii="Times New Roman" w:hAnsi="Times New Roman"/>
+          <w:lang w:val="en-US"/>
+        </w:rPr>
+      </w:pPr>
+      <w:r>
+        <w:rPr>
+          <w:rFonts w:ascii="Times New Roman" w:hAnsi="Times New Roman"/>
+          <w:lang w:val="en-US"/>
+        </w:rPr>
+        <w:t xml:space="preserve">    </w:t>
+      </w:r>
+    </w:p>
+    <w:p>
+      <w:pPr>
+        <w:rPr>
+          <w:rFonts w:ascii="Times New Roman" w:hAnsi="Times New Roman"/>
+          <w:lang w:val="en-US"/>
+        </w:rPr>
+      </w:pPr>
+      <w:r>
+        <w:rPr>
+          <w:rFonts w:ascii="Times New Roman" w:hAnsi="Times New Roman"/>
+          <w:lang w:val="en-US"/>
+        </w:rPr>
+        <w:t xml:space="preserve">    </w:t>
+      </w:r>
+      <w:proofErr w:type="spellStart"/>
+      <w:proofErr w:type="gramStart"/>
+      <w:r>
+        <w:rPr>
+          <w:rFonts w:ascii="Times New Roman" w:hAnsi="Times New Roman"/>
+          <w:lang w:val="en-US"/>
+        </w:rPr>
+        <w:t>plt.xlabel</w:t>
+      </w:r>
+      <w:proofErr w:type="spellEnd"/>
+      <w:proofErr w:type="gramEnd"/>
+      <w:r>
+        <w:rPr>
+          <w:rFonts w:ascii="Times New Roman" w:hAnsi="Times New Roman"/>
+          <w:lang w:val="en-US"/>
+        </w:rPr>
+        <w:t>('</w:t>
+      </w:r>
+      <w:r>
+        <w:rPr>
+          <w:rFonts w:ascii="Times New Roman" w:hAnsi="Times New Roman"/>
+        </w:rPr>
+        <w:t>Время</w:t>
+      </w:r>
+      <w:r>
+        <w:rPr>
+          <w:rFonts w:ascii="Times New Roman" w:hAnsi="Times New Roman"/>
+          <w:lang w:val="en-US"/>
+        </w:rPr>
+        <w:t xml:space="preserve">, </w:t>
+      </w:r>
+      <w:r>
+        <w:rPr>
+          <w:rFonts w:ascii="Times New Roman" w:hAnsi="Times New Roman"/>
+        </w:rPr>
+        <w:t>с</w:t>
+      </w:r>
+      <w:r>
+        <w:rPr>
+          <w:rFonts w:ascii="Times New Roman" w:hAnsi="Times New Roman"/>
+          <w:lang w:val="en-US"/>
+        </w:rPr>
+        <w:t xml:space="preserve">', </w:t>
+      </w:r>
+      <w:proofErr w:type="spellStart"/>
+      <w:r>
+        <w:rPr>
+          <w:rFonts w:ascii="Times New Roman" w:hAnsi="Times New Roman"/>
+          <w:lang w:val="en-US"/>
+        </w:rPr>
+        <w:t>fontsize</w:t>
+      </w:r>
+      <w:proofErr w:type="spellEnd"/>
+      <w:r>
+        <w:rPr>
+          <w:rFonts w:ascii="Times New Roman" w:hAnsi="Times New Roman"/>
+          <w:lang w:val="en-US"/>
+        </w:rPr>
+        <w:t>=11)</w:t>
+      </w:r>
+    </w:p>
+    <w:p>
+      <w:pPr>
+        <w:rPr>
+          <w:rFonts w:ascii="Times New Roman" w:hAnsi="Times New Roman"/>
+          <w:lang w:val="en-US"/>
+        </w:rPr>
+      </w:pPr>
+      <w:r>
+        <w:rPr>
+          <w:rFonts w:ascii="Times New Roman" w:hAnsi="Times New Roman"/>
+          <w:lang w:val="en-US"/>
+        </w:rPr>
+        <w:t xml:space="preserve">    </w:t>
+      </w:r>
+      <w:proofErr w:type="spellStart"/>
+      <w:proofErr w:type="gramStart"/>
+      <w:r>
+        <w:rPr>
+          <w:rFonts w:ascii="Times New Roman" w:hAnsi="Times New Roman"/>
+          <w:lang w:val="en-US"/>
+        </w:rPr>
+        <w:t>plt.ylabel</w:t>
+      </w:r>
+      <w:proofErr w:type="spellEnd"/>
+      <w:proofErr w:type="gramEnd"/>
+      <w:r>
+        <w:rPr>
+          <w:rFonts w:ascii="Times New Roman" w:hAnsi="Times New Roman"/>
+          <w:lang w:val="en-US"/>
+        </w:rPr>
+        <w:t>('</w:t>
+      </w:r>
+      <w:r>
+        <w:rPr>
+          <w:rFonts w:ascii="Times New Roman" w:hAnsi="Times New Roman"/>
+        </w:rPr>
+        <w:t>Амплитуда</w:t>
+      </w:r>
+      <w:r>
+        <w:rPr>
+          <w:rFonts w:ascii="Times New Roman" w:hAnsi="Times New Roman"/>
+          <w:lang w:val="en-US"/>
+        </w:rPr>
+        <w:t xml:space="preserve">, </w:t>
+      </w:r>
+      <w:r>
+        <w:rPr>
+          <w:rFonts w:ascii="Times New Roman" w:hAnsi="Times New Roman"/>
+        </w:rPr>
+        <w:t>у</w:t>
+      </w:r>
+      <w:r>
+        <w:rPr>
+          <w:rFonts w:ascii="Times New Roman" w:hAnsi="Times New Roman"/>
+          <w:lang w:val="en-US"/>
+        </w:rPr>
+        <w:t>.</w:t>
+      </w:r>
+      <w:r>
+        <w:rPr>
+          <w:rFonts w:ascii="Times New Roman" w:hAnsi="Times New Roman"/>
+        </w:rPr>
+        <w:t>е</w:t>
+      </w:r>
+      <w:r>
+        <w:rPr>
+          <w:rFonts w:ascii="Times New Roman" w:hAnsi="Times New Roman"/>
+          <w:lang w:val="en-US"/>
+        </w:rPr>
+        <w:t xml:space="preserve">.', </w:t>
+      </w:r>
+      <w:proofErr w:type="spellStart"/>
+      <w:r>
+        <w:rPr>
+          <w:rFonts w:ascii="Times New Roman" w:hAnsi="Times New Roman"/>
+          <w:lang w:val="en-US"/>
+        </w:rPr>
+        <w:t>fontsize</w:t>
+      </w:r>
+      <w:proofErr w:type="spellEnd"/>
+      <w:r>
+        <w:rPr>
+          <w:rFonts w:ascii="Times New Roman" w:hAnsi="Times New Roman"/>
+          <w:lang w:val="en-US"/>
+        </w:rPr>
+        <w:t>=11)</w:t>
+      </w:r>
+    </w:p>
+    <w:p>
+      <w:pPr>
+        <w:rPr>
+          <w:rFonts w:ascii="Times New Roman" w:hAnsi="Times New Roman"/>
+          <w:lang w:val="en-US"/>
+        </w:rPr>
+      </w:pPr>
+      <w:r>
+        <w:rPr>
+          <w:rFonts w:ascii="Times New Roman" w:hAnsi="Times New Roman"/>
+          <w:lang w:val="en-US"/>
+        </w:rPr>
+        <w:t xml:space="preserve">    </w:t>
+      </w:r>
+      <w:proofErr w:type="spellStart"/>
+      <w:proofErr w:type="gramStart"/>
+      <w:r>
+        <w:rPr>
+          <w:rFonts w:ascii="Times New Roman" w:hAnsi="Times New Roman"/>
+          <w:lang w:val="en-US"/>
+        </w:rPr>
+        <w:t>plt.title</w:t>
+      </w:r>
+      <w:proofErr w:type="spellEnd"/>
+      <w:proofErr w:type="gramEnd"/>
+      <w:r>
+        <w:rPr>
+          <w:rFonts w:ascii="Times New Roman" w:hAnsi="Times New Roman"/>
+          <w:lang w:val="en-US"/>
+        </w:rPr>
+        <w:t>('</w:t>
+      </w:r>
+      <w:r>
+        <w:rPr>
+          <w:rFonts w:ascii="Times New Roman" w:hAnsi="Times New Roman"/>
+        </w:rPr>
+        <w:t>Осциллограмма</w:t>
+      </w:r>
+      <w:r>
+        <w:rPr>
+          <w:rFonts w:ascii="Times New Roman" w:hAnsi="Times New Roman"/>
+          <w:lang w:val="en-US"/>
+        </w:rPr>
+        <w:t xml:space="preserve"> </w:t>
+      </w:r>
+      <w:r>
+        <w:rPr>
+          <w:rFonts w:ascii="Times New Roman" w:hAnsi="Times New Roman"/>
+        </w:rPr>
+        <w:t>звукового</w:t>
+      </w:r>
+      <w:r>
+        <w:rPr>
+          <w:rFonts w:ascii="Times New Roman" w:hAnsi="Times New Roman"/>
+          <w:lang w:val="en-US"/>
+        </w:rPr>
+        <w:t xml:space="preserve"> </w:t>
+      </w:r>
+      <w:r>
+        <w:rPr>
+          <w:rFonts w:ascii="Times New Roman" w:hAnsi="Times New Roman"/>
+        </w:rPr>
+        <w:t>сигнала</w:t>
+      </w:r>
+      <w:r>
+        <w:rPr>
+          <w:rFonts w:ascii="Times New Roman" w:hAnsi="Times New Roman"/>
+          <w:lang w:val="en-US"/>
+        </w:rPr>
+        <w:t xml:space="preserve">', </w:t>
+      </w:r>
+      <w:proofErr w:type="spellStart"/>
+      <w:r>
+        <w:rPr>
+          <w:rFonts w:ascii="Times New Roman" w:hAnsi="Times New Roman"/>
+          <w:lang w:val="en-US"/>
+        </w:rPr>
+        <w:t>fontsize</w:t>
+      </w:r>
+      <w:proofErr w:type="spellEnd"/>
+      <w:r>
+        <w:rPr>
+          <w:rFonts w:ascii="Times New Roman" w:hAnsi="Times New Roman"/>
+          <w:lang w:val="en-US"/>
+        </w:rPr>
+        <w:t xml:space="preserve">=13, </w:t>
+      </w:r>
+      <w:proofErr w:type="spellStart"/>
+      <w:r>
+        <w:rPr>
+          <w:rFonts w:ascii="Times New Roman" w:hAnsi="Times New Roman"/>
+          <w:lang w:val="en-US"/>
+        </w:rPr>
+        <w:t>fontweight</w:t>
+      </w:r>
+      <w:proofErr w:type="spellEnd"/>
+      <w:r>
+        <w:rPr>
+          <w:rFonts w:ascii="Times New Roman" w:hAnsi="Times New Roman"/>
+          <w:lang w:val="en-US"/>
+        </w:rPr>
+        <w:t>='bold')</w:t>
+      </w:r>
+    </w:p>
+    <w:p>
+      <w:pPr>
+        <w:rPr>
+          <w:rFonts w:ascii="Times New Roman" w:hAnsi="Times New Roman"/>
+          <w:lang w:val="en-US"/>
+        </w:rPr>
+      </w:pPr>
+      <w:r>
+        <w:rPr>
+          <w:rFonts w:ascii="Times New Roman" w:hAnsi="Times New Roman"/>
+          <w:lang w:val="en-US"/>
+        </w:rPr>
+        <w:t xml:space="preserve">    </w:t>
+      </w:r>
+    </w:p>
+    <w:p>
+      <w:pPr>
+        <w:rPr>
+          <w:rFonts w:ascii="Times New Roman" w:hAnsi="Times New Roman"/>
+          <w:lang w:val="en-US"/>
+        </w:rPr>
+      </w:pPr>
+      <w:r>
+        <w:rPr>
+          <w:rFonts w:ascii="Times New Roman" w:hAnsi="Times New Roman"/>
+          <w:lang w:val="en-US"/>
+        </w:rPr>
+        <w:t xml:space="preserve">    </w:t>
+      </w:r>
+      <w:proofErr w:type="spellStart"/>
+      <w:proofErr w:type="gramStart"/>
+      <w:r>
+        <w:rPr>
+          <w:rFonts w:ascii="Times New Roman" w:hAnsi="Times New Roman"/>
+          <w:lang w:val="en-US"/>
+        </w:rPr>
+        <w:t>plt.grid</w:t>
+      </w:r>
+      <w:proofErr w:type="spellEnd"/>
+      <w:proofErr w:type="gramEnd"/>
+      <w:r>
+        <w:rPr>
+          <w:rFonts w:ascii="Times New Roman" w:hAnsi="Times New Roman"/>
+          <w:lang w:val="en-US"/>
+        </w:rPr>
+        <w:t xml:space="preserve">(True, alpha=0.3, </w:t>
+      </w:r>
+      <w:proofErr w:type="spellStart"/>
+      <w:r>
+        <w:rPr>
+          <w:rFonts w:ascii="Times New Roman" w:hAnsi="Times New Roman"/>
+          <w:lang w:val="en-US"/>
+        </w:rPr>
+        <w:t>linestyle</w:t>
+      </w:r>
+      <w:proofErr w:type="spellEnd"/>
+      <w:r>
+        <w:rPr>
+          <w:rFonts w:ascii="Times New Roman" w:hAnsi="Times New Roman"/>
+          <w:lang w:val="en-US"/>
+        </w:rPr>
+        <w:t>='--')</w:t>
+      </w:r>
+    </w:p>
+    <w:p>
+      <w:pPr>
+        <w:rPr>
+          <w:rFonts w:ascii="Times New Roman" w:hAnsi="Times New Roman"/>
+          <w:lang w:val="en-US"/>
+        </w:rPr>
+      </w:pPr>
+      <w:r>
+        <w:rPr>
+          <w:rFonts w:ascii="Times New Roman" w:hAnsi="Times New Roman"/>
+          <w:lang w:val="en-US"/>
+        </w:rPr>
+        <w:t xml:space="preserve">    </w:t>
+      </w:r>
+      <w:proofErr w:type="spellStart"/>
+      <w:proofErr w:type="gramStart"/>
+      <w:r>
+        <w:rPr>
+          <w:rFonts w:ascii="Times New Roman" w:hAnsi="Times New Roman"/>
+          <w:lang w:val="en-US"/>
+        </w:rPr>
+        <w:t>plt.legend</w:t>
+      </w:r>
+      <w:proofErr w:type="spellEnd"/>
+      <w:proofErr w:type="gramEnd"/>
+      <w:r>
+        <w:rPr>
+          <w:rFonts w:ascii="Times New Roman" w:hAnsi="Times New Roman"/>
+          <w:lang w:val="en-US"/>
+        </w:rPr>
+        <w:t xml:space="preserve">(loc='upper right', </w:t>
+      </w:r>
+      <w:proofErr w:type="spellStart"/>
+      <w:r>
+        <w:rPr>
+          <w:rFonts w:ascii="Times New Roman" w:hAnsi="Times New Roman"/>
+          <w:lang w:val="en-US"/>
+        </w:rPr>
+        <w:t>fontsize</w:t>
+      </w:r>
+      <w:proofErr w:type="spellEnd"/>
+      <w:r>
+        <w:rPr>
+          <w:rFonts w:ascii="Times New Roman" w:hAnsi="Times New Roman"/>
+          <w:lang w:val="en-US"/>
+        </w:rPr>
+        <w:t>=9)</w:t>
+      </w:r>
+    </w:p>
+    <w:p>
+      <w:pPr>
+        <w:rPr>
+          <w:rFonts w:ascii="Times New Roman" w:hAnsi="Times New Roman"/>
+          <w:lang w:val="en-US"/>
+        </w:rPr>
+      </w:pPr>
+      <w:r>
+        <w:rPr>
+          <w:rFonts w:ascii="Times New Roman" w:hAnsi="Times New Roman"/>
+          <w:lang w:val="en-US"/>
+        </w:rPr>
+        <w:t xml:space="preserve">    </w:t>
+      </w:r>
+    </w:p>
+    <w:p>
+      <w:pPr>
+        <w:rPr>
+          <w:rFonts w:ascii="Times New Roman" w:hAnsi="Times New Roman"/>
+          <w:lang w:val="en-US"/>
+        </w:rPr>
+      </w:pPr>
+      <w:r>
+        <w:rPr>
+          <w:rFonts w:ascii="Times New Roman" w:hAnsi="Times New Roman"/>
+          <w:lang w:val="en-US"/>
+        </w:rPr>
+        <w:t xml:space="preserve">    </w:t>
+      </w:r>
+      <w:proofErr w:type="spellStart"/>
+      <w:proofErr w:type="gramStart"/>
+      <w:r>
+        <w:rPr>
+          <w:rFonts w:ascii="Times New Roman" w:hAnsi="Times New Roman"/>
+          <w:lang w:val="en-US"/>
+        </w:rPr>
+        <w:t>plt.tight</w:t>
+      </w:r>
+      <w:proofErr w:type="gramEnd"/>
+      <w:r>
+        <w:rPr>
+          <w:rFonts w:ascii="Times New Roman" w:hAnsi="Times New Roman"/>
+          <w:lang w:val="en-US"/>
+        </w:rPr>
+        <w:t>_</w:t>
+      </w:r>
+      <w:proofErr w:type="gramStart"/>
+      <w:r>
+        <w:rPr>
+          <w:rFonts w:ascii="Times New Roman" w:hAnsi="Times New Roman"/>
+          <w:lang w:val="en-US"/>
+        </w:rPr>
+        <w:t>layout</w:t>
+      </w:r>
+      <w:proofErr w:type="spellEnd"/>
+      <w:r>
+        <w:rPr>
+          <w:rFonts w:ascii="Times New Roman" w:hAnsi="Times New Roman"/>
+          <w:lang w:val="en-US"/>
+        </w:rPr>
+        <w:t>(</w:t>
+      </w:r>
+      <w:proofErr w:type="gramEnd"/>
+      <w:r>
+        <w:rPr>
+          <w:rFonts w:ascii="Times New Roman" w:hAnsi="Times New Roman"/>
+          <w:lang w:val="en-US"/>
+        </w:rPr>
+        <w:t>)</w:t>
+      </w:r>
+    </w:p>
+    <w:p>
+      <w:pPr>
+        <w:rPr>
+          <w:rFonts w:ascii="Times New Roman" w:hAnsi="Times New Roman"/>
+          <w:lang w:val="en-US"/>
+        </w:rPr>
+      </w:pPr>
+      <w:r>
+        <w:rPr>
+          <w:rFonts w:ascii="Times New Roman" w:hAnsi="Times New Roman"/>
+          <w:lang w:val="en-US"/>
+        </w:rPr>
+        <w:t xml:space="preserve">    </w:t>
+      </w:r>
+      <w:proofErr w:type="spellStart"/>
+      <w:proofErr w:type="gramStart"/>
+      <w:r>
+        <w:rPr>
+          <w:rFonts w:ascii="Times New Roman" w:hAnsi="Times New Roman"/>
+          <w:lang w:val="en-US"/>
+        </w:rPr>
+        <w:t>plt.savefig</w:t>
+      </w:r>
+      <w:proofErr w:type="spellEnd"/>
+      <w:proofErr w:type="gramEnd"/>
+      <w:r>
+        <w:rPr>
+          <w:rFonts w:ascii="Times New Roman" w:hAnsi="Times New Roman"/>
+          <w:lang w:val="en-US"/>
+        </w:rPr>
+        <w:t>(</w:t>
+      </w:r>
+      <w:proofErr w:type="spellStart"/>
+      <w:r>
+        <w:rPr>
+          <w:rFonts w:ascii="Times New Roman" w:hAnsi="Times New Roman"/>
+          <w:lang w:val="en-US"/>
+        </w:rPr>
+        <w:t>save_path</w:t>
+      </w:r>
+      <w:proofErr w:type="spellEnd"/>
+      <w:r>
+        <w:rPr>
+          <w:rFonts w:ascii="Times New Roman" w:hAnsi="Times New Roman"/>
+          <w:lang w:val="en-US"/>
+        </w:rPr>
+        <w:t xml:space="preserve">, dpi=150, </w:t>
+      </w:r>
+      <w:proofErr w:type="spellStart"/>
+      <w:r>
+        <w:rPr>
+          <w:rFonts w:ascii="Times New Roman" w:hAnsi="Times New Roman"/>
+          <w:lang w:val="en-US"/>
+        </w:rPr>
+        <w:t>bbox_inches</w:t>
+      </w:r>
+      <w:proofErr w:type="spellEnd"/>
+      <w:r>
+        <w:rPr>
+          <w:rFonts w:ascii="Times New Roman" w:hAnsi="Times New Roman"/>
+          <w:lang w:val="en-US"/>
+        </w:rPr>
+        <w:t>='tight')</w:t>
+      </w:r>
+    </w:p>
+    <w:p>
+      <w:pPr>
+        <w:rPr>
+          <w:rFonts w:ascii="Times New Roman" w:hAnsi="Times New Roman"/>
+        </w:rPr>
+      </w:pPr>
+      <w:r>
+        <w:rPr>
+          <w:rFonts w:ascii="Times New Roman" w:hAnsi="Times New Roman"/>
+          <w:lang w:val="en-US"/>
+        </w:rPr>
+        <w:t xml:space="preserve">    </w:t>
+      </w:r>
+      <w:proofErr w:type="spellStart"/>
+      <w:proofErr w:type="gramStart"/>
+      <w:r>
+        <w:rPr>
+          <w:rFonts w:ascii="Times New Roman" w:hAnsi="Times New Roman"/>
+        </w:rPr>
+        <w:t>print</w:t>
+      </w:r>
+      <w:proofErr w:type="spellEnd"/>
+      <w:r>
+        <w:rPr>
+          <w:rFonts w:ascii="Times New Roman" w:hAnsi="Times New Roman"/>
+        </w:rPr>
+        <w:t>(</w:t>
+      </w:r>
+      <w:proofErr w:type="spellStart"/>
+      <w:proofErr w:type="gramEnd"/>
+      <w:r>
+        <w:rPr>
+          <w:rFonts w:ascii="Times New Roman" w:hAnsi="Times New Roman"/>
+        </w:rPr>
+        <w:t>f"Осциллограмма</w:t>
+      </w:r>
+      <w:proofErr w:type="spellEnd"/>
+      <w:r>
+        <w:rPr>
+          <w:rFonts w:ascii="Times New Roman" w:hAnsi="Times New Roman"/>
+        </w:rPr>
+        <w:t xml:space="preserve"> сохранена: {</w:t>
+      </w:r>
+      <w:proofErr w:type="spellStart"/>
+      <w:r>
+        <w:rPr>
+          <w:rFonts w:ascii="Times New Roman" w:hAnsi="Times New Roman"/>
+        </w:rPr>
+        <w:t>save_path</w:t>
+      </w:r>
+      <w:proofErr w:type="spellEnd"/>
+      <w:r>
+        <w:rPr>
+          <w:rFonts w:ascii="Times New Roman" w:hAnsi="Times New Roman"/>
+        </w:rPr>
+        <w:t>}")</w:t>
+      </w:r>
+    </w:p>
+    <w:p>
+      <w:pPr>
+        <w:rPr>
+          <w:rFonts w:ascii="Times New Roman" w:hAnsi="Times New Roman"/>
+          <w:lang w:val="en-US"/>
+        </w:rPr>
+      </w:pPr>
+      <w:r>
+        <w:rPr>
+          <w:rFonts w:ascii="Times New Roman" w:hAnsi="Times New Roman"/>
+        </w:rPr>
+        <w:t xml:space="preserve">    </w:t>
+      </w:r>
+      <w:proofErr w:type="spellStart"/>
+      <w:proofErr w:type="gramStart"/>
+      <w:r>
+        <w:rPr>
+          <w:rFonts w:ascii="Times New Roman" w:hAnsi="Times New Roman"/>
+          <w:lang w:val="en-US"/>
+        </w:rPr>
+        <w:t>plt.show</w:t>
+      </w:r>
+      <w:proofErr w:type="spellEnd"/>
+      <w:proofErr w:type="gramEnd"/>
+      <w:r>
+        <w:rPr>
+          <w:rFonts w:ascii="Times New Roman" w:hAnsi="Times New Roman"/>
+          <w:lang w:val="en-US"/>
+        </w:rPr>
+        <w:t>()</w:t>
+      </w:r>
+    </w:p>
+    <w:p>
+      <w:pPr>
+        <w:rPr>
+          <w:rFonts w:ascii="Times New Roman" w:hAnsi="Times New Roman"/>
+          <w:lang w:val="en-US"/>
         </w:rPr>
       </w:pPr>
     </w:p>
@@ -3472,7 +4401,7 @@
           <w:rFonts w:ascii="Times New Roman" w:hAnsi="Times New Roman"/>
           <w:lang w:val="en-US"/>
         </w:rPr>
-        <w:t>oscillogram</w:t>
+        <w:t>spectrum</w:t>
       </w:r>
       <w:proofErr w:type="spellEnd"/>
       <w:r>
@@ -3488,23 +4417,7 @@
           <w:rFonts w:ascii="Times New Roman" w:hAnsi="Times New Roman"/>
           <w:lang w:val="en-US"/>
         </w:rPr>
-        <w:t xml:space="preserve">signal, </w:t>
-      </w:r>
-      <w:proofErr w:type="spellStart"/>
-      <w:r>
-        <w:rPr>
-          <w:rFonts w:ascii="Times New Roman" w:hAnsi="Times New Roman"/>
-          <w:lang w:val="en-US"/>
-        </w:rPr>
-        <w:t>sample_rate</w:t>
-      </w:r>
-      <w:proofErr w:type="spellEnd"/>
-      <w:r>
-        <w:rPr>
-          <w:rFonts w:ascii="Times New Roman" w:hAnsi="Times New Roman"/>
-          <w:lang w:val="en-US"/>
-        </w:rPr>
-        <w:t xml:space="preserve">, </w:t>
+        <w:t xml:space="preserve">magnitude, frequencies, </w:t>
       </w:r>
       <w:proofErr w:type="spellStart"/>
       <w:r>
@@ -3520,28 +4433,54 @@
           <w:rFonts w:ascii="Times New Roman" w:hAnsi="Times New Roman"/>
           <w:lang w:val="en-US"/>
         </w:rPr>
-        <w:t>='oscillogram.png'):</w:t>
-      </w:r>
-    </w:p>
-    <w:p>
-      <w:pPr>
-        <w:rPr>
-          <w:rFonts w:ascii="Times New Roman" w:hAnsi="Times New Roman"/>
-          <w:lang w:val="en-US"/>
-        </w:rPr>
-      </w:pPr>
-      <w:r>
-        <w:rPr>
-          <w:rFonts w:ascii="Times New Roman" w:hAnsi="Times New Roman"/>
-          <w:lang w:val="en-US"/>
-        </w:rPr>
-        <w:t xml:space="preserve">    # </w:t>
-      </w:r>
-      <w:r>
-        <w:rPr>
-          <w:rFonts w:ascii="Times New Roman" w:hAnsi="Times New Roman"/>
-        </w:rPr>
-        <w:t>Построение</w:t>
+        <w:t>='spectrum.png'):</w:t>
+      </w:r>
+    </w:p>
+    <w:p>
+      <w:pPr>
+        <w:rPr>
+          <w:rFonts w:ascii="Times New Roman" w:hAnsi="Times New Roman"/>
+        </w:rPr>
+      </w:pPr>
+      <w:r>
+        <w:rPr>
+          <w:rFonts w:ascii="Times New Roman" w:hAnsi="Times New Roman"/>
+          <w:lang w:val="en-US"/>
+        </w:rPr>
+        <w:t xml:space="preserve">    </w:t>
+      </w:r>
+      <w:r>
+        <w:rPr>
+          <w:rFonts w:ascii="Times New Roman" w:hAnsi="Times New Roman"/>
+        </w:rPr>
+        <w:t># Спектральный анализ: график модуля ДПФ в зависимости от частоты.</w:t>
+      </w:r>
+    </w:p>
+    <w:p>
+      <w:pPr>
+        <w:rPr>
+          <w:rFonts w:ascii="Times New Roman" w:hAnsi="Times New Roman"/>
+          <w:lang w:val="en-US"/>
+        </w:rPr>
+      </w:pPr>
+      <w:r>
+        <w:rPr>
+          <w:rFonts w:ascii="Times New Roman" w:hAnsi="Times New Roman"/>
+        </w:rPr>
+        <w:t xml:space="preserve">    </w:t>
+      </w:r>
+      <w:r>
+        <w:rPr>
+          <w:rFonts w:ascii="Times New Roman" w:hAnsi="Times New Roman"/>
+          <w:lang w:val="en-US"/>
+        </w:rPr>
+        <w:t xml:space="preserve"># </w:t>
+      </w:r>
+      <w:r>
+        <w:rPr>
+          <w:rFonts w:ascii="Times New Roman" w:hAnsi="Times New Roman"/>
+        </w:rPr>
+        <w:t>Нормализация</w:t>
       </w:r>
       <w:r>
         <w:rPr>
@@ -3554,28 +4493,7 @@
         <w:rPr>
           <w:rFonts w:ascii="Times New Roman" w:hAnsi="Times New Roman"/>
         </w:rPr>
-        <w:t>осциллограммы</w:t>
-      </w:r>
-    </w:p>
-    <w:p>
-      <w:pPr>
-        <w:rPr>
-          <w:rFonts w:ascii="Times New Roman" w:hAnsi="Times New Roman"/>
-          <w:lang w:val="en-US"/>
-        </w:rPr>
-      </w:pPr>
-      <w:r>
-        <w:rPr>
-          <w:rFonts w:ascii="Times New Roman" w:hAnsi="Times New Roman"/>
-          <w:lang w:val="en-US"/>
-        </w:rPr>
-        <w:t xml:space="preserve">    # </w:t>
-      </w:r>
-      <w:r>
-        <w:rPr>
-          <w:rFonts w:ascii="Times New Roman" w:hAnsi="Times New Roman"/>
-        </w:rPr>
-        <w:t>Временная</w:t>
+        <w:t>спектра</w:t>
       </w:r>
       <w:r>
         <w:rPr>
@@ -3588,209 +4506,7 @@
         <w:rPr>
           <w:rFonts w:ascii="Times New Roman" w:hAnsi="Times New Roman"/>
         </w:rPr>
-        <w:t>ось</w:t>
-      </w:r>
-    </w:p>
-    <w:p>
-      <w:pPr>
-        <w:rPr>
-          <w:rFonts w:ascii="Times New Roman" w:hAnsi="Times New Roman"/>
-          <w:lang w:val="en-US"/>
-        </w:rPr>
-      </w:pPr>
-      <w:r>
-        <w:rPr>
-          <w:rFonts w:ascii="Times New Roman" w:hAnsi="Times New Roman"/>
-          <w:lang w:val="en-US"/>
-        </w:rPr>
-        <w:t xml:space="preserve">    </w:t>
-      </w:r>
-      <w:proofErr w:type="spellStart"/>
-      <w:r>
-        <w:rPr>
-          <w:rFonts w:ascii="Times New Roman" w:hAnsi="Times New Roman"/>
-          <w:lang w:val="en-US"/>
-        </w:rPr>
-        <w:t>time_axis</w:t>
-      </w:r>
-      <w:proofErr w:type="spellEnd"/>
-      <w:r>
-        <w:rPr>
-          <w:rFonts w:ascii="Times New Roman" w:hAnsi="Times New Roman"/>
-          <w:lang w:val="en-US"/>
-        </w:rPr>
-        <w:t xml:space="preserve"> = </w:t>
-      </w:r>
-      <w:proofErr w:type="spellStart"/>
-      <w:proofErr w:type="gramStart"/>
-      <w:r>
-        <w:rPr>
-          <w:rFonts w:ascii="Times New Roman" w:hAnsi="Times New Roman"/>
-          <w:lang w:val="en-US"/>
-        </w:rPr>
-        <w:t>np.arange</w:t>
-      </w:r>
-      <w:proofErr w:type="spellEnd"/>
-      <w:proofErr w:type="gramEnd"/>
-      <w:r>
-        <w:rPr>
-          <w:rFonts w:ascii="Times New Roman" w:hAnsi="Times New Roman"/>
-          <w:lang w:val="en-US"/>
-        </w:rPr>
-        <w:t>(</w:t>
-      </w:r>
-      <w:proofErr w:type="spellStart"/>
-      <w:r>
-        <w:rPr>
-          <w:rFonts w:ascii="Times New Roman" w:hAnsi="Times New Roman"/>
-          <w:lang w:val="en-US"/>
-        </w:rPr>
-        <w:t>len</w:t>
-      </w:r>
-      <w:proofErr w:type="spellEnd"/>
-      <w:r>
-        <w:rPr>
-          <w:rFonts w:ascii="Times New Roman" w:hAnsi="Times New Roman"/>
-          <w:lang w:val="en-US"/>
-        </w:rPr>
-        <w:t xml:space="preserve">(signal)) / </w:t>
-      </w:r>
-      <w:proofErr w:type="spellStart"/>
-      <w:r>
-        <w:rPr>
-          <w:rFonts w:ascii="Times New Roman" w:hAnsi="Times New Roman"/>
-          <w:lang w:val="en-US"/>
-        </w:rPr>
-        <w:t>sample_rate</w:t>
-      </w:r>
-      <w:proofErr w:type="spellEnd"/>
-    </w:p>
-    <w:p>
-      <w:pPr>
-        <w:rPr>
-          <w:rFonts w:ascii="Times New Roman" w:hAnsi="Times New Roman"/>
-          <w:lang w:val="en-US"/>
-        </w:rPr>
-      </w:pPr>
-      <w:r>
-        <w:rPr>
-          <w:rFonts w:ascii="Times New Roman" w:hAnsi="Times New Roman"/>
-          <w:lang w:val="en-US"/>
-        </w:rPr>
-        <w:t xml:space="preserve">    </w:t>
-      </w:r>
-    </w:p>
-    <w:p>
-      <w:pPr>
-        <w:rPr>
-          <w:rFonts w:ascii="Times New Roman" w:hAnsi="Times New Roman"/>
-          <w:lang w:val="en-US"/>
-        </w:rPr>
-      </w:pPr>
-      <w:r>
-        <w:rPr>
-          <w:rFonts w:ascii="Times New Roman" w:hAnsi="Times New Roman"/>
-          <w:lang w:val="en-US"/>
-        </w:rPr>
-        <w:t xml:space="preserve">    </w:t>
-      </w:r>
-      <w:proofErr w:type="spellStart"/>
-      <w:proofErr w:type="gramStart"/>
-      <w:r>
-        <w:rPr>
-          <w:rFonts w:ascii="Times New Roman" w:hAnsi="Times New Roman"/>
-          <w:lang w:val="en-US"/>
-        </w:rPr>
-        <w:t>plt.figure</w:t>
-      </w:r>
-      <w:proofErr w:type="spellEnd"/>
-      <w:proofErr w:type="gramEnd"/>
-      <w:r>
-        <w:rPr>
-          <w:rFonts w:ascii="Times New Roman" w:hAnsi="Times New Roman"/>
-          <w:lang w:val="en-US"/>
-        </w:rPr>
-        <w:t>(</w:t>
-      </w:r>
-      <w:proofErr w:type="spellStart"/>
-      <w:r>
-        <w:rPr>
-          <w:rFonts w:ascii="Times New Roman" w:hAnsi="Times New Roman"/>
-          <w:lang w:val="en-US"/>
-        </w:rPr>
-        <w:t>figsize</w:t>
-      </w:r>
-      <w:proofErr w:type="spellEnd"/>
-      <w:proofErr w:type="gramStart"/>
-      <w:r>
-        <w:rPr>
-          <w:rFonts w:ascii="Times New Roman" w:hAnsi="Times New Roman"/>
-          <w:lang w:val="en-US"/>
-        </w:rPr>
-        <w:t>=(</w:t>
-      </w:r>
-      <w:proofErr w:type="gramEnd"/>
-      <w:r>
-        <w:rPr>
-          <w:rFonts w:ascii="Times New Roman" w:hAnsi="Times New Roman"/>
-          <w:lang w:val="en-US"/>
-        </w:rPr>
-        <w:t>12, 4))</w:t>
-      </w:r>
-    </w:p>
-    <w:p>
-      <w:pPr>
-        <w:rPr>
-          <w:rFonts w:ascii="Times New Roman" w:hAnsi="Times New Roman"/>
-          <w:lang w:val="en-US"/>
-        </w:rPr>
-      </w:pPr>
-      <w:r>
-        <w:rPr>
-          <w:rFonts w:ascii="Times New Roman" w:hAnsi="Times New Roman"/>
-          <w:lang w:val="en-US"/>
-        </w:rPr>
-        <w:t xml:space="preserve">    </w:t>
-      </w:r>
-      <w:proofErr w:type="spellStart"/>
-      <w:proofErr w:type="gramStart"/>
-      <w:r>
-        <w:rPr>
-          <w:rFonts w:ascii="Times New Roman" w:hAnsi="Times New Roman"/>
-          <w:lang w:val="en-US"/>
-        </w:rPr>
-        <w:t>plt.plot</w:t>
-      </w:r>
-      <w:proofErr w:type="spellEnd"/>
-      <w:proofErr w:type="gramEnd"/>
-      <w:r>
-        <w:rPr>
-          <w:rFonts w:ascii="Times New Roman" w:hAnsi="Times New Roman"/>
-          <w:lang w:val="en-US"/>
-        </w:rPr>
-        <w:t>(</w:t>
-      </w:r>
-      <w:proofErr w:type="spellStart"/>
-      <w:r>
-        <w:rPr>
-          <w:rFonts w:ascii="Times New Roman" w:hAnsi="Times New Roman"/>
-          <w:lang w:val="en-US"/>
-        </w:rPr>
-        <w:t>time_axis</w:t>
-      </w:r>
-      <w:proofErr w:type="spellEnd"/>
-      <w:r>
-        <w:rPr>
-          <w:rFonts w:ascii="Times New Roman" w:hAnsi="Times New Roman"/>
-          <w:lang w:val="en-US"/>
-        </w:rPr>
-        <w:t>, signal, linewidth=0.5, color='#2E86AB', label='</w:t>
-      </w:r>
-      <w:r>
-        <w:rPr>
-          <w:rFonts w:ascii="Times New Roman" w:hAnsi="Times New Roman"/>
-        </w:rPr>
-        <w:t>Звуковой</w:t>
+        <w:t>для</w:t>
       </w:r>
       <w:r>
         <w:rPr>
@@ -3803,814 +4519,35 @@
         <w:rPr>
           <w:rFonts w:ascii="Times New Roman" w:hAnsi="Times New Roman"/>
         </w:rPr>
-        <w:t>сигнал</w:t>
-      </w:r>
-      <w:r>
-        <w:rPr>
-          <w:rFonts w:ascii="Times New Roman" w:hAnsi="Times New Roman"/>
-          <w:lang w:val="en-US"/>
-        </w:rPr>
-        <w:t>')</w:t>
-      </w:r>
-    </w:p>
-    <w:p>
-      <w:pPr>
-        <w:rPr>
-          <w:rFonts w:ascii="Times New Roman" w:hAnsi="Times New Roman"/>
-          <w:lang w:val="en-US"/>
-        </w:rPr>
-      </w:pPr>
-      <w:r>
-        <w:rPr>
-          <w:rFonts w:ascii="Times New Roman" w:hAnsi="Times New Roman"/>
-          <w:lang w:val="en-US"/>
-        </w:rPr>
-        <w:t xml:space="preserve">    </w:t>
-      </w:r>
-    </w:p>
-    <w:p>
-      <w:pPr>
-        <w:rPr>
-          <w:rFonts w:ascii="Times New Roman" w:hAnsi="Times New Roman"/>
-          <w:lang w:val="en-US"/>
-        </w:rPr>
-      </w:pPr>
-      <w:r>
-        <w:rPr>
-          <w:rFonts w:ascii="Times New Roman" w:hAnsi="Times New Roman"/>
-          <w:lang w:val="en-US"/>
-        </w:rPr>
-        <w:t xml:space="preserve">    </w:t>
-      </w:r>
-      <w:proofErr w:type="spellStart"/>
-      <w:proofErr w:type="gramStart"/>
-      <w:r>
-        <w:rPr>
-          <w:rFonts w:ascii="Times New Roman" w:hAnsi="Times New Roman"/>
-          <w:lang w:val="en-US"/>
-        </w:rPr>
-        <w:t>plt.xlabel</w:t>
-      </w:r>
-      <w:proofErr w:type="spellEnd"/>
-      <w:proofErr w:type="gramEnd"/>
-      <w:r>
-        <w:rPr>
-          <w:rFonts w:ascii="Times New Roman" w:hAnsi="Times New Roman"/>
-          <w:lang w:val="en-US"/>
-        </w:rPr>
-        <w:t>('</w:t>
-      </w:r>
-      <w:r>
-        <w:rPr>
-          <w:rFonts w:ascii="Times New Roman" w:hAnsi="Times New Roman"/>
-        </w:rPr>
-        <w:t>Время</w:t>
-      </w:r>
-      <w:r>
-        <w:rPr>
-          <w:rFonts w:ascii="Times New Roman" w:hAnsi="Times New Roman"/>
-          <w:lang w:val="en-US"/>
-        </w:rPr>
-        <w:t xml:space="preserve">, </w:t>
-      </w:r>
-      <w:r>
-        <w:rPr>
-          <w:rFonts w:ascii="Times New Roman" w:hAnsi="Times New Roman"/>
-        </w:rPr>
-        <w:t>с</w:t>
-      </w:r>
-      <w:r>
-        <w:rPr>
-          <w:rFonts w:ascii="Times New Roman" w:hAnsi="Times New Roman"/>
-          <w:lang w:val="en-US"/>
-        </w:rPr>
-        <w:t xml:space="preserve">', </w:t>
-      </w:r>
-      <w:proofErr w:type="spellStart"/>
-      <w:r>
-        <w:rPr>
-          <w:rFonts w:ascii="Times New Roman" w:hAnsi="Times New Roman"/>
-          <w:lang w:val="en-US"/>
-        </w:rPr>
-        <w:t>fontsize</w:t>
-      </w:r>
-      <w:proofErr w:type="spellEnd"/>
-      <w:r>
-        <w:rPr>
-          <w:rFonts w:ascii="Times New Roman" w:hAnsi="Times New Roman"/>
-          <w:lang w:val="en-US"/>
-        </w:rPr>
-        <w:t>=11)</w:t>
-      </w:r>
-    </w:p>
-    <w:p>
-      <w:pPr>
-        <w:rPr>
-          <w:rFonts w:ascii="Times New Roman" w:hAnsi="Times New Roman"/>
-          <w:lang w:val="en-US"/>
-        </w:rPr>
-      </w:pPr>
-      <w:r>
-        <w:rPr>
-          <w:rFonts w:ascii="Times New Roman" w:hAnsi="Times New Roman"/>
-          <w:lang w:val="en-US"/>
-        </w:rPr>
-        <w:t xml:space="preserve">    </w:t>
-      </w:r>
-      <w:proofErr w:type="spellStart"/>
-      <w:proofErr w:type="gramStart"/>
-      <w:r>
-        <w:rPr>
-          <w:rFonts w:ascii="Times New Roman" w:hAnsi="Times New Roman"/>
-          <w:lang w:val="en-US"/>
-        </w:rPr>
-        <w:t>plt.ylabel</w:t>
-      </w:r>
-      <w:proofErr w:type="spellEnd"/>
-      <w:proofErr w:type="gramEnd"/>
-      <w:r>
-        <w:rPr>
-          <w:rFonts w:ascii="Times New Roman" w:hAnsi="Times New Roman"/>
-          <w:lang w:val="en-US"/>
-        </w:rPr>
-        <w:t>('</w:t>
-      </w:r>
-      <w:r>
-        <w:rPr>
-          <w:rFonts w:ascii="Times New Roman" w:hAnsi="Times New Roman"/>
-        </w:rPr>
-        <w:t>Амплитуда</w:t>
-      </w:r>
-      <w:r>
-        <w:rPr>
-          <w:rFonts w:ascii="Times New Roman" w:hAnsi="Times New Roman"/>
-          <w:lang w:val="en-US"/>
-        </w:rPr>
-        <w:t xml:space="preserve">, </w:t>
-      </w:r>
-      <w:r>
-        <w:rPr>
-          <w:rFonts w:ascii="Times New Roman" w:hAnsi="Times New Roman"/>
-        </w:rPr>
-        <w:t>у</w:t>
-      </w:r>
-      <w:r>
-        <w:rPr>
-          <w:rFonts w:ascii="Times New Roman" w:hAnsi="Times New Roman"/>
-          <w:lang w:val="en-US"/>
-        </w:rPr>
-        <w:t>.</w:t>
-      </w:r>
-      <w:r>
-        <w:rPr>
-          <w:rFonts w:ascii="Times New Roman" w:hAnsi="Times New Roman"/>
-        </w:rPr>
-        <w:t>е</w:t>
-      </w:r>
-      <w:r>
-        <w:rPr>
-          <w:rFonts w:ascii="Times New Roman" w:hAnsi="Times New Roman"/>
-          <w:lang w:val="en-US"/>
-        </w:rPr>
-        <w:t xml:space="preserve">.', </w:t>
-      </w:r>
-      <w:proofErr w:type="spellStart"/>
-      <w:r>
-        <w:rPr>
-          <w:rFonts w:ascii="Times New Roman" w:hAnsi="Times New Roman"/>
-          <w:lang w:val="en-US"/>
-        </w:rPr>
-        <w:t>fontsize</w:t>
-      </w:r>
-      <w:proofErr w:type="spellEnd"/>
-      <w:r>
-        <w:rPr>
-          <w:rFonts w:ascii="Times New Roman" w:hAnsi="Times New Roman"/>
-          <w:lang w:val="en-US"/>
-        </w:rPr>
-        <w:t>=11)</w:t>
-      </w:r>
-    </w:p>
-    <w:p>
-      <w:pPr>
-        <w:rPr>
-          <w:rFonts w:ascii="Times New Roman" w:hAnsi="Times New Roman"/>
-          <w:lang w:val="en-US"/>
-        </w:rPr>
-      </w:pPr>
-      <w:r>
-        <w:rPr>
-          <w:rFonts w:ascii="Times New Roman" w:hAnsi="Times New Roman"/>
-          <w:lang w:val="en-US"/>
-        </w:rPr>
-        <w:t xml:space="preserve">    </w:t>
-      </w:r>
-      <w:proofErr w:type="spellStart"/>
-      <w:proofErr w:type="gramStart"/>
-      <w:r>
-        <w:rPr>
-          <w:rFonts w:ascii="Times New Roman" w:hAnsi="Times New Roman"/>
-          <w:lang w:val="en-US"/>
-        </w:rPr>
-        <w:t>plt.title</w:t>
-      </w:r>
-      <w:proofErr w:type="spellEnd"/>
-      <w:proofErr w:type="gramEnd"/>
-      <w:r>
-        <w:rPr>
-          <w:rFonts w:ascii="Times New Roman" w:hAnsi="Times New Roman"/>
-          <w:lang w:val="en-US"/>
-        </w:rPr>
-        <w:t>('</w:t>
-      </w:r>
-      <w:r>
-        <w:rPr>
-          <w:rFonts w:ascii="Times New Roman" w:hAnsi="Times New Roman"/>
-        </w:rPr>
-        <w:t>Осциллограмма</w:t>
-      </w:r>
-      <w:r>
-        <w:rPr>
-          <w:rFonts w:ascii="Times New Roman" w:hAnsi="Times New Roman"/>
-          <w:lang w:val="en-US"/>
-        </w:rPr>
-        <w:t xml:space="preserve"> </w:t>
-      </w:r>
-      <w:r>
-        <w:rPr>
-          <w:rFonts w:ascii="Times New Roman" w:hAnsi="Times New Roman"/>
-        </w:rPr>
-        <w:t>звукового</w:t>
-      </w:r>
-      <w:r>
-        <w:rPr>
-          <w:rFonts w:ascii="Times New Roman" w:hAnsi="Times New Roman"/>
-          <w:lang w:val="en-US"/>
-        </w:rPr>
-        <w:t xml:space="preserve"> </w:t>
-      </w:r>
-      <w:r>
-        <w:rPr>
-          <w:rFonts w:ascii="Times New Roman" w:hAnsi="Times New Roman"/>
-        </w:rPr>
-        <w:t>сигнала</w:t>
-      </w:r>
-      <w:r>
-        <w:rPr>
-          <w:rFonts w:ascii="Times New Roman" w:hAnsi="Times New Roman"/>
-          <w:lang w:val="en-US"/>
-        </w:rPr>
-        <w:t xml:space="preserve">', </w:t>
-      </w:r>
-      <w:proofErr w:type="spellStart"/>
-      <w:r>
-        <w:rPr>
-          <w:rFonts w:ascii="Times New Roman" w:hAnsi="Times New Roman"/>
-          <w:lang w:val="en-US"/>
-        </w:rPr>
-        <w:t>fontsize</w:t>
-      </w:r>
-      <w:proofErr w:type="spellEnd"/>
-      <w:r>
-        <w:rPr>
-          <w:rFonts w:ascii="Times New Roman" w:hAnsi="Times New Roman"/>
-          <w:lang w:val="en-US"/>
-        </w:rPr>
-        <w:t xml:space="preserve">=13, </w:t>
-      </w:r>
-      <w:proofErr w:type="spellStart"/>
-      <w:r>
-        <w:rPr>
-          <w:rFonts w:ascii="Times New Roman" w:hAnsi="Times New Roman"/>
-          <w:lang w:val="en-US"/>
-        </w:rPr>
-        <w:t>fontweight</w:t>
-      </w:r>
-      <w:proofErr w:type="spellEnd"/>
-      <w:r>
-        <w:rPr>
-          <w:rFonts w:ascii="Times New Roman" w:hAnsi="Times New Roman"/>
-          <w:lang w:val="en-US"/>
-        </w:rPr>
-        <w:t>='bold')</w:t>
-      </w:r>
-    </w:p>
-    <w:p>
-      <w:pPr>
-        <w:rPr>
-          <w:rFonts w:ascii="Times New Roman" w:hAnsi="Times New Roman"/>
-          <w:lang w:val="en-US"/>
-        </w:rPr>
-      </w:pPr>
-      <w:r>
-        <w:rPr>
-          <w:rFonts w:ascii="Times New Roman" w:hAnsi="Times New Roman"/>
-          <w:lang w:val="en-US"/>
-        </w:rPr>
-        <w:t xml:space="preserve">    </w:t>
-      </w:r>
-    </w:p>
-    <w:p>
-      <w:pPr>
-        <w:rPr>
-          <w:rFonts w:ascii="Times New Roman" w:hAnsi="Times New Roman"/>
-          <w:lang w:val="en-US"/>
-        </w:rPr>
-      </w:pPr>
-      <w:r>
-        <w:rPr>
-          <w:rFonts w:ascii="Times New Roman" w:hAnsi="Times New Roman"/>
-          <w:lang w:val="en-US"/>
-        </w:rPr>
-        <w:t xml:space="preserve">    </w:t>
-      </w:r>
-      <w:proofErr w:type="spellStart"/>
-      <w:proofErr w:type="gramStart"/>
-      <w:r>
-        <w:rPr>
-          <w:rFonts w:ascii="Times New Roman" w:hAnsi="Times New Roman"/>
-          <w:lang w:val="en-US"/>
-        </w:rPr>
-        <w:t>plt.grid</w:t>
-      </w:r>
-      <w:proofErr w:type="spellEnd"/>
-      <w:proofErr w:type="gramEnd"/>
-      <w:r>
-        <w:rPr>
-          <w:rFonts w:ascii="Times New Roman" w:hAnsi="Times New Roman"/>
-          <w:lang w:val="en-US"/>
-        </w:rPr>
-        <w:t xml:space="preserve">(True, alpha=0.3, </w:t>
-      </w:r>
-      <w:proofErr w:type="spellStart"/>
-      <w:r>
-        <w:rPr>
-          <w:rFonts w:ascii="Times New Roman" w:hAnsi="Times New Roman"/>
-          <w:lang w:val="en-US"/>
-        </w:rPr>
-        <w:t>linestyle</w:t>
-      </w:r>
-      <w:proofErr w:type="spellEnd"/>
-      <w:r>
-        <w:rPr>
-          <w:rFonts w:ascii="Times New Roman" w:hAnsi="Times New Roman"/>
-          <w:lang w:val="en-US"/>
-        </w:rPr>
-        <w:t>='--')</w:t>
-      </w:r>
-    </w:p>
-    <w:p>
-      <w:pPr>
-        <w:rPr>
-          <w:rFonts w:ascii="Times New Roman" w:hAnsi="Times New Roman"/>
-          <w:lang w:val="en-US"/>
-        </w:rPr>
-      </w:pPr>
-      <w:r>
-        <w:rPr>
-          <w:rFonts w:ascii="Times New Roman" w:hAnsi="Times New Roman"/>
-          <w:lang w:val="en-US"/>
-        </w:rPr>
-        <w:t xml:space="preserve">    </w:t>
-      </w:r>
-      <w:proofErr w:type="spellStart"/>
-      <w:proofErr w:type="gramStart"/>
-      <w:r>
-        <w:rPr>
-          <w:rFonts w:ascii="Times New Roman" w:hAnsi="Times New Roman"/>
-          <w:lang w:val="en-US"/>
-        </w:rPr>
-        <w:t>plt.legend</w:t>
-      </w:r>
-      <w:proofErr w:type="spellEnd"/>
-      <w:proofErr w:type="gramEnd"/>
-      <w:r>
-        <w:rPr>
-          <w:rFonts w:ascii="Times New Roman" w:hAnsi="Times New Roman"/>
-          <w:lang w:val="en-US"/>
-        </w:rPr>
-        <w:t xml:space="preserve">(loc='upper right', </w:t>
-      </w:r>
-      <w:proofErr w:type="spellStart"/>
-      <w:r>
-        <w:rPr>
-          <w:rFonts w:ascii="Times New Roman" w:hAnsi="Times New Roman"/>
-          <w:lang w:val="en-US"/>
-        </w:rPr>
-        <w:t>fontsize</w:t>
-      </w:r>
-      <w:proofErr w:type="spellEnd"/>
-      <w:r>
-        <w:rPr>
-          <w:rFonts w:ascii="Times New Roman" w:hAnsi="Times New Roman"/>
-          <w:lang w:val="en-US"/>
-        </w:rPr>
-        <w:t>=9)</w:t>
-      </w:r>
-    </w:p>
-    <w:p>
-      <w:pPr>
-        <w:rPr>
-          <w:rFonts w:ascii="Times New Roman" w:hAnsi="Times New Roman"/>
-          <w:lang w:val="en-US"/>
-        </w:rPr>
-      </w:pPr>
-      <w:r>
-        <w:rPr>
-          <w:rFonts w:ascii="Times New Roman" w:hAnsi="Times New Roman"/>
-          <w:lang w:val="en-US"/>
-        </w:rPr>
-        <w:t xml:space="preserve">    </w:t>
-      </w:r>
-    </w:p>
-    <w:p>
-      <w:pPr>
-        <w:rPr>
-          <w:rFonts w:ascii="Times New Roman" w:hAnsi="Times New Roman"/>
-          <w:lang w:val="en-US"/>
-        </w:rPr>
-      </w:pPr>
-      <w:r>
-        <w:rPr>
-          <w:rFonts w:ascii="Times New Roman" w:hAnsi="Times New Roman"/>
-          <w:lang w:val="en-US"/>
-        </w:rPr>
-        <w:t xml:space="preserve">    </w:t>
-      </w:r>
-      <w:proofErr w:type="spellStart"/>
-      <w:proofErr w:type="gramStart"/>
-      <w:r>
-        <w:rPr>
-          <w:rFonts w:ascii="Times New Roman" w:hAnsi="Times New Roman"/>
-          <w:lang w:val="en-US"/>
-        </w:rPr>
-        <w:t>plt.tight</w:t>
-      </w:r>
-      <w:proofErr w:type="gramEnd"/>
-      <w:r>
-        <w:rPr>
-          <w:rFonts w:ascii="Times New Roman" w:hAnsi="Times New Roman"/>
-          <w:lang w:val="en-US"/>
-        </w:rPr>
-        <w:t>_</w:t>
-      </w:r>
-      <w:proofErr w:type="gramStart"/>
-      <w:r>
-        <w:rPr>
-          <w:rFonts w:ascii="Times New Roman" w:hAnsi="Times New Roman"/>
-          <w:lang w:val="en-US"/>
-        </w:rPr>
-        <w:t>layout</w:t>
-      </w:r>
-      <w:proofErr w:type="spellEnd"/>
-      <w:r>
-        <w:rPr>
-          <w:rFonts w:ascii="Times New Roman" w:hAnsi="Times New Roman"/>
-          <w:lang w:val="en-US"/>
-        </w:rPr>
-        <w:t>(</w:t>
-      </w:r>
-      <w:proofErr w:type="gramEnd"/>
-      <w:r>
-        <w:rPr>
-          <w:rFonts w:ascii="Times New Roman" w:hAnsi="Times New Roman"/>
-          <w:lang w:val="en-US"/>
-        </w:rPr>
-        <w:t>)</w:t>
-      </w:r>
-    </w:p>
-    <w:p>
-      <w:pPr>
-        <w:rPr>
-          <w:rFonts w:ascii="Times New Roman" w:hAnsi="Times New Roman"/>
-          <w:lang w:val="en-US"/>
-        </w:rPr>
-      </w:pPr>
-      <w:r>
-        <w:rPr>
-          <w:rFonts w:ascii="Times New Roman" w:hAnsi="Times New Roman"/>
-          <w:lang w:val="en-US"/>
-        </w:rPr>
-        <w:t xml:space="preserve">    </w:t>
-      </w:r>
-      <w:proofErr w:type="spellStart"/>
-      <w:proofErr w:type="gramStart"/>
-      <w:r>
-        <w:rPr>
-          <w:rFonts w:ascii="Times New Roman" w:hAnsi="Times New Roman"/>
-          <w:lang w:val="en-US"/>
-        </w:rPr>
-        <w:t>plt.savefig</w:t>
-      </w:r>
-      <w:proofErr w:type="spellEnd"/>
-      <w:proofErr w:type="gramEnd"/>
-      <w:r>
-        <w:rPr>
-          <w:rFonts w:ascii="Times New Roman" w:hAnsi="Times New Roman"/>
-          <w:lang w:val="en-US"/>
-        </w:rPr>
-        <w:t>(</w:t>
-      </w:r>
-      <w:proofErr w:type="spellStart"/>
-      <w:r>
-        <w:rPr>
-          <w:rFonts w:ascii="Times New Roman" w:hAnsi="Times New Roman"/>
-          <w:lang w:val="en-US"/>
-        </w:rPr>
-        <w:t>save_path</w:t>
-      </w:r>
-      <w:proofErr w:type="spellEnd"/>
-      <w:r>
-        <w:rPr>
-          <w:rFonts w:ascii="Times New Roman" w:hAnsi="Times New Roman"/>
-          <w:lang w:val="en-US"/>
-        </w:rPr>
-        <w:t xml:space="preserve">, dpi=150, </w:t>
-      </w:r>
-      <w:proofErr w:type="spellStart"/>
-      <w:r>
-        <w:rPr>
-          <w:rFonts w:ascii="Times New Roman" w:hAnsi="Times New Roman"/>
-          <w:lang w:val="en-US"/>
-        </w:rPr>
-        <w:t>bbox_inches</w:t>
-      </w:r>
-      <w:proofErr w:type="spellEnd"/>
-      <w:r>
-        <w:rPr>
-          <w:rFonts w:ascii="Times New Roman" w:hAnsi="Times New Roman"/>
-          <w:lang w:val="en-US"/>
-        </w:rPr>
-        <w:t>='tight')</w:t>
-      </w:r>
-    </w:p>
-    <w:p>
-      <w:pPr>
-        <w:rPr>
-          <w:rFonts w:ascii="Times New Roman" w:hAnsi="Times New Roman"/>
-        </w:rPr>
-      </w:pPr>
-      <w:r>
-        <w:rPr>
-          <w:rFonts w:ascii="Times New Roman" w:hAnsi="Times New Roman"/>
-          <w:lang w:val="en-US"/>
-        </w:rPr>
-        <w:t xml:space="preserve">    </w:t>
-      </w:r>
-      <w:proofErr w:type="spellStart"/>
-      <w:proofErr w:type="gramStart"/>
-      <w:r>
-        <w:rPr>
-          <w:rFonts w:ascii="Times New Roman" w:hAnsi="Times New Roman"/>
-        </w:rPr>
-        <w:t>print</w:t>
-      </w:r>
-      <w:proofErr w:type="spellEnd"/>
-      <w:r>
-        <w:rPr>
-          <w:rFonts w:ascii="Times New Roman" w:hAnsi="Times New Roman"/>
-        </w:rPr>
-        <w:t>(</w:t>
-      </w:r>
-      <w:proofErr w:type="spellStart"/>
-      <w:proofErr w:type="gramEnd"/>
-      <w:r>
-        <w:rPr>
-          <w:rFonts w:ascii="Times New Roman" w:hAnsi="Times New Roman"/>
-        </w:rPr>
-        <w:t>f"Осциллограмма</w:t>
-      </w:r>
-      <w:proofErr w:type="spellEnd"/>
-      <w:r>
-        <w:rPr>
-          <w:rFonts w:ascii="Times New Roman" w:hAnsi="Times New Roman"/>
-        </w:rPr>
-        <w:t xml:space="preserve"> сохранена: {</w:t>
-      </w:r>
-      <w:proofErr w:type="spellStart"/>
-      <w:r>
-        <w:rPr>
-          <w:rFonts w:ascii="Times New Roman" w:hAnsi="Times New Roman"/>
-        </w:rPr>
-        <w:t>save_path</w:t>
-      </w:r>
-      <w:proofErr w:type="spellEnd"/>
-      <w:r>
-        <w:rPr>
-          <w:rFonts w:ascii="Times New Roman" w:hAnsi="Times New Roman"/>
-        </w:rPr>
-        <w:t>}")</w:t>
-      </w:r>
-    </w:p>
-    <w:p>
-      <w:pPr>
-        <w:rPr>
-          <w:rFonts w:ascii="Times New Roman" w:hAnsi="Times New Roman"/>
-          <w:lang w:val="en-US"/>
-        </w:rPr>
-      </w:pPr>
-      <w:r>
-        <w:rPr>
-          <w:rFonts w:ascii="Times New Roman" w:hAnsi="Times New Roman"/>
-        </w:rPr>
-        <w:t xml:space="preserve">    </w:t>
-      </w:r>
-      <w:proofErr w:type="spellStart"/>
-      <w:proofErr w:type="gramStart"/>
-      <w:r>
-        <w:rPr>
-          <w:rFonts w:ascii="Times New Roman" w:hAnsi="Times New Roman"/>
-          <w:lang w:val="en-US"/>
-        </w:rPr>
-        <w:t>plt.show</w:t>
-      </w:r>
-      <w:proofErr w:type="spellEnd"/>
-      <w:proofErr w:type="gramEnd"/>
-      <w:r>
-        <w:rPr>
-          <w:rFonts w:ascii="Times New Roman" w:hAnsi="Times New Roman"/>
-          <w:lang w:val="en-US"/>
-        </w:rPr>
-        <w:t>()</w:t>
-      </w:r>
-    </w:p>
-    <w:p>
-      <w:pPr>
-        <w:rPr>
-          <w:rFonts w:ascii="Times New Roman" w:hAnsi="Times New Roman"/>
-          <w:lang w:val="en-US"/>
-        </w:rPr>
-      </w:pPr>
-    </w:p>
-    <w:p>
-      <w:pPr>
-        <w:rPr>
-          <w:rFonts w:ascii="Times New Roman" w:hAnsi="Times New Roman"/>
-          <w:lang w:val="en-US"/>
-        </w:rPr>
-      </w:pPr>
-      <w:r>
-        <w:rPr>
-          <w:rFonts w:ascii="Times New Roman" w:hAnsi="Times New Roman"/>
-          <w:lang w:val="en-US"/>
-        </w:rPr>
-        <w:t xml:space="preserve">def </w:t>
-      </w:r>
-      <w:proofErr w:type="spellStart"/>
-      <w:r>
-        <w:rPr>
-          <w:rFonts w:ascii="Times New Roman" w:hAnsi="Times New Roman"/>
-          <w:lang w:val="en-US"/>
-        </w:rPr>
-        <w:t>plot_</w:t>
-      </w:r>
-      <w:proofErr w:type="gramStart"/>
-      <w:r>
-        <w:rPr>
-          <w:rFonts w:ascii="Times New Roman" w:hAnsi="Times New Roman"/>
-          <w:lang w:val="en-US"/>
-        </w:rPr>
-        <w:t>spectrum</w:t>
-      </w:r>
-      <w:proofErr w:type="spellEnd"/>
-      <w:r>
-        <w:rPr>
-          <w:rFonts w:ascii="Times New Roman" w:hAnsi="Times New Roman"/>
-          <w:lang w:val="en-US"/>
-        </w:rPr>
-        <w:t>(</w:t>
-      </w:r>
-      <w:proofErr w:type="gramEnd"/>
-      <w:r>
-        <w:rPr>
-          <w:rFonts w:ascii="Times New Roman" w:hAnsi="Times New Roman"/>
-          <w:lang w:val="en-US"/>
-        </w:rPr>
-        <w:t xml:space="preserve">magnitude, frequencies, </w:t>
-      </w:r>
-      <w:proofErr w:type="spellStart"/>
-      <w:r>
-        <w:rPr>
-          <w:rFonts w:ascii="Times New Roman" w:hAnsi="Times New Roman"/>
-          <w:lang w:val="en-US"/>
-        </w:rPr>
-        <w:t>save_path</w:t>
-      </w:r>
-      <w:proofErr w:type="spellEnd"/>
-      <w:r>
-        <w:rPr>
-          <w:rFonts w:ascii="Times New Roman" w:hAnsi="Times New Roman"/>
-          <w:lang w:val="en-US"/>
-        </w:rPr>
-        <w:t>='spectrum.png'):</w:t>
-      </w:r>
-    </w:p>
-    <w:p>
-      <w:pPr>
-        <w:rPr>
-          <w:rFonts w:ascii="Times New Roman" w:hAnsi="Times New Roman"/>
-        </w:rPr>
-      </w:pPr>
-      <w:r>
-        <w:rPr>
-          <w:rFonts w:ascii="Times New Roman" w:hAnsi="Times New Roman"/>
-          <w:lang w:val="en-US"/>
-        </w:rPr>
-        <w:t xml:space="preserve">    </w:t>
-      </w:r>
-      <w:r>
-        <w:rPr>
-          <w:rFonts w:ascii="Times New Roman" w:hAnsi="Times New Roman"/>
-        </w:rPr>
-        <w:t># Спектральный анализ: график модуля ДПФ в зависимости от частоты.</w:t>
-      </w:r>
-    </w:p>
-    <w:p>
-      <w:pPr>
-        <w:rPr>
-          <w:rFonts w:ascii="Times New Roman" w:hAnsi="Times New Roman"/>
-        </w:rPr>
-      </w:pPr>
-      <w:r>
-        <w:rPr>
-          <w:rFonts w:ascii="Times New Roman" w:hAnsi="Times New Roman"/>
-        </w:rPr>
-        <w:t>    # Нормализация спектра для наглядности</w:t>
-      </w:r>
-    </w:p>
-    <w:p>
-      <w:pPr>
-        <w:rPr>
-          <w:rFonts w:ascii="Times New Roman" w:hAnsi="Times New Roman"/>
-        </w:rPr>
-      </w:pPr>
-      <w:r>
-        <w:rPr>
-          <w:rFonts w:ascii="Times New Roman" w:hAnsi="Times New Roman"/>
-        </w:rPr>
-        <w:t xml:space="preserve">    </w:t>
-      </w:r>
-      <w:proofErr w:type="spellStart"/>
-      <w:r>
-        <w:rPr>
-          <w:rFonts w:ascii="Times New Roman" w:hAnsi="Times New Roman"/>
-        </w:rPr>
-        <w:t>if</w:t>
-      </w:r>
-      <w:proofErr w:type="spellEnd"/>
-      <w:r>
-        <w:rPr>
-          <w:rFonts w:ascii="Times New Roman" w:hAnsi="Times New Roman"/>
-        </w:rPr>
-        <w:t xml:space="preserve"> </w:t>
-      </w:r>
-      <w:proofErr w:type="spellStart"/>
-      <w:r>
-        <w:rPr>
-          <w:rFonts w:ascii="Times New Roman" w:hAnsi="Times New Roman"/>
-        </w:rPr>
-        <w:t>np.max</w:t>
-      </w:r>
-      <w:proofErr w:type="spellEnd"/>
-      <w:r>
-        <w:rPr>
-          <w:rFonts w:ascii="Times New Roman" w:hAnsi="Times New Roman"/>
-        </w:rPr>
-        <w:t>(</w:t>
-      </w:r>
-      <w:proofErr w:type="spellStart"/>
-      <w:r>
-        <w:rPr>
-          <w:rFonts w:ascii="Times New Roman" w:hAnsi="Times New Roman"/>
-        </w:rPr>
-        <w:t>magnitude</w:t>
-      </w:r>
-      <w:proofErr w:type="spellEnd"/>
-      <w:proofErr w:type="gramStart"/>
-      <w:r>
-        <w:rPr>
-          <w:rFonts w:ascii="Times New Roman" w:hAnsi="Times New Roman"/>
-        </w:rPr>
-        <w:t>) &gt;</w:t>
-      </w:r>
-      <w:proofErr w:type="gramEnd"/>
-      <w:r>
-        <w:rPr>
-          <w:rFonts w:ascii="Times New Roman" w:hAnsi="Times New Roman"/>
-        </w:rPr>
-        <w:t xml:space="preserve"> 0:</w:t>
-      </w:r>
-    </w:p>
-    <w:p>
-      <w:pPr>
-        <w:rPr>
-          <w:rFonts w:ascii="Times New Roman" w:hAnsi="Times New Roman"/>
-          <w:lang w:val="en-US"/>
-        </w:rPr>
-      </w:pPr>
-      <w:r>
-        <w:rPr>
-          <w:rFonts w:ascii="Times New Roman" w:hAnsi="Times New Roman"/>
+        <w:t>наглядности</w:t>
+      </w:r>
+    </w:p>
+    <w:p>
+      <w:pPr>
+        <w:rPr>
+          <w:rFonts w:ascii="Times New Roman" w:hAnsi="Times New Roman"/>
+          <w:lang w:val="en-US"/>
+        </w:rPr>
+      </w:pPr>
+      <w:r>
+        <w:rPr>
+          <w:rFonts w:ascii="Times New Roman" w:hAnsi="Times New Roman"/>
+          <w:lang w:val="en-US"/>
+        </w:rPr>
+        <w:t>    if np.max(magnitude) &gt; 0:</w:t>
+      </w:r>
+    </w:p>
+    <w:p>
+      <w:pPr>
+        <w:rPr>
+          <w:rFonts w:ascii="Times New Roman" w:hAnsi="Times New Roman"/>
+          <w:lang w:val="en-US"/>
+        </w:rPr>
+      </w:pPr>
+      <w:r>
+        <w:rPr>
+          <w:rFonts w:ascii="Times New Roman" w:hAnsi="Times New Roman"/>
+          <w:lang w:val="en-US"/>
         </w:rPr>
         <w:t xml:space="preserve">        </w:t>
       </w:r>
@@ -5067,6 +5004,7 @@
       <w:pPr>
         <w:rPr>
           <w:rFonts w:ascii="Times New Roman" w:hAnsi="Times New Roman"/>
+          <w:lang w:val="en-US"/>
         </w:rPr>
       </w:pPr>
       <w:r>
@@ -5076,18 +5014,18 @@
         <w:t xml:space="preserve">    </w:t>
       </w:r>
       <w:proofErr w:type="spellStart"/>
-      <w:proofErr w:type="gramStart"/>
-      <w:r>
-        <w:rPr>
-          <w:rFonts w:ascii="Times New Roman" w:hAnsi="Times New Roman"/>
+      <w:r>
+        <w:rPr>
+          <w:rFonts w:ascii="Times New Roman" w:hAnsi="Times New Roman"/>
+          <w:lang w:val="en-US"/>
         </w:rPr>
         <w:t>plt.xlim</w:t>
       </w:r>
       <w:proofErr w:type="spellEnd"/>
-      <w:proofErr w:type="gramEnd"/>
-      <w:r>
-        <w:rPr>
-          <w:rFonts w:ascii="Times New Roman" w:hAnsi="Times New Roman"/>
+      <w:r>
+        <w:rPr>
+          <w:rFonts w:ascii="Times New Roman" w:hAnsi="Times New Roman"/>
+          <w:lang w:val="en-US"/>
         </w:rPr>
         <w:t>(0, 16000)</w:t>
       </w:r>
@@ -5102,6 +5040,7 @@
       <w:r>
         <w:rPr>
           <w:rFonts w:ascii="Times New Roman" w:hAnsi="Times New Roman"/>
+          <w:lang w:val="en-US"/>
         </w:rPr>
         <w:t xml:space="preserve">    </w:t>
       </w:r>
@@ -5674,23 +5613,7 @@
           <w:rFonts w:ascii="Times New Roman" w:hAnsi="Times New Roman"/>
           <w:lang w:val="en-US"/>
         </w:rPr>
-        <w:t>(signal, bins=</w:t>
-      </w:r>
-      <w:proofErr w:type="spellStart"/>
-      <w:r>
-        <w:rPr>
-          <w:rFonts w:ascii="Times New Roman" w:hAnsi="Times New Roman"/>
-          <w:lang w:val="en-US"/>
-        </w:rPr>
-        <w:t>num_bins</w:t>
-      </w:r>
-      <w:proofErr w:type="spellEnd"/>
-      <w:r>
-        <w:rPr>
-          <w:rFonts w:ascii="Times New Roman" w:hAnsi="Times New Roman"/>
-          <w:lang w:val="en-US"/>
-        </w:rPr>
-        <w:t xml:space="preserve">, color='#06A77D', </w:t>
+        <w:t xml:space="preserve">(signal, bins=num_bins, color='#06A77D', </w:t>
       </w:r>
     </w:p>
     <w:p>
@@ -7085,7 +7008,6 @@
       <w:pPr>
         <w:rPr>
           <w:rFonts w:ascii="Times New Roman" w:hAnsi="Times New Roman"/>
-          <w:lang w:val="en-US"/>
         </w:rPr>
       </w:pPr>
       <w:r>
@@ -7101,29 +7023,60 @@
           <w:rFonts w:ascii="Times New Roman" w:hAnsi="Times New Roman"/>
           <w:lang w:val="en-US"/>
         </w:rPr>
-        <w:t>print(</w:t>
-      </w:r>
-      <w:proofErr w:type="gramEnd"/>
-      <w:r>
-        <w:rPr>
-          <w:rFonts w:ascii="Times New Roman" w:hAnsi="Times New Roman"/>
-          <w:lang w:val="en-US"/>
-        </w:rPr>
-        <w:t>"\n" + "="*60)</w:t>
-      </w:r>
-    </w:p>
-    <w:p>
-      <w:pPr>
-        <w:rPr>
-          <w:rFonts w:ascii="Times New Roman" w:hAnsi="Times New Roman"/>
-        </w:rPr>
-      </w:pPr>
-      <w:r>
-        <w:rPr>
-          <w:rFonts w:ascii="Times New Roman" w:hAnsi="Times New Roman"/>
-          <w:lang w:val="en-US"/>
-        </w:rPr>
-        <w:t xml:space="preserve">    </w:t>
+        <w:t>print</w:t>
+      </w:r>
+      <w:proofErr w:type="gramEnd"/>
+      <w:r>
+        <w:rPr>
+          <w:rFonts w:ascii="Times New Roman" w:hAnsi="Times New Roman"/>
+        </w:rPr>
+        <w:t>("\</w:t>
+      </w:r>
+      <w:r>
+        <w:rPr>
+          <w:rFonts w:ascii="Times New Roman" w:hAnsi="Times New Roman"/>
+          <w:lang w:val="en-US"/>
+        </w:rPr>
+        <w:t>n</w:t>
+      </w:r>
+      <w:r>
+        <w:rPr>
+          <w:rFonts w:ascii="Times New Roman" w:hAnsi="Times New Roman"/>
+        </w:rPr>
+        <w:t>" + "="*60)</w:t>
+      </w:r>
+    </w:p>
+    <w:p>
+      <w:pPr>
+        <w:rPr>
+          <w:rFonts w:ascii="Times New Roman" w:hAnsi="Times New Roman"/>
+        </w:rPr>
+      </w:pPr>
+      <w:r>
+        <w:rPr>
+          <w:rFonts w:ascii="Times New Roman" w:hAnsi="Times New Roman"/>
+          <w:lang w:val="en-US"/>
+        </w:rPr>
+        <w:t> </w:t>
+      </w:r>
+      <w:r>
+        <w:rPr>
+          <w:rFonts w:ascii="Times New Roman" w:hAnsi="Times New Roman"/>
+        </w:rPr>
+        <w:t xml:space="preserve"> </w:t>
+      </w:r>
+      <w:r>
+        <w:rPr>
+          <w:rFonts w:ascii="Times New Roman" w:hAnsi="Times New Roman"/>
+          <w:lang w:val="en-US"/>
+        </w:rPr>
+        <w:t> </w:t>
+      </w:r>
+      <w:r>
+        <w:rPr>
+          <w:rFonts w:ascii="Times New Roman" w:hAnsi="Times New Roman"/>
+        </w:rPr>
+        <w:t xml:space="preserve"> </w:t>
       </w:r>
       <w:proofErr w:type="spellStart"/>
       <w:proofErr w:type="gramStart"/>
@@ -8505,29 +8458,31 @@
       <w:pPr>
         <w:rPr>
           <w:rFonts w:ascii="Times New Roman" w:hAnsi="Times New Roman"/>
-          <w:lang w:val="en-US"/>
-        </w:rPr>
-      </w:pPr>
-      <w:r>
-        <w:rPr>
-          <w:rFonts w:ascii="Times New Roman" w:hAnsi="Times New Roman"/>
-          <w:lang w:val="en-US"/>
-        </w:rPr>
-        <w:t xml:space="preserve">        </w:t>
-      </w:r>
-      <w:proofErr w:type="spellStart"/>
-      <w:r>
-        <w:rPr>
-          <w:rFonts w:ascii="Times New Roman" w:hAnsi="Times New Roman"/>
-          <w:lang w:val="en-US"/>
-        </w:rPr>
-        <w:t>num_samples</w:t>
-      </w:r>
-      <w:proofErr w:type="spellEnd"/>
-      <w:r>
-        <w:rPr>
-          <w:rFonts w:ascii="Times New Roman" w:hAnsi="Times New Roman"/>
-          <w:lang w:val="en-US"/>
+        </w:rPr>
+      </w:pPr>
+      <w:r>
+        <w:rPr>
+          <w:rFonts w:ascii="Times New Roman" w:hAnsi="Times New Roman"/>
+          <w:lang w:val="en-US"/>
+        </w:rPr>
+        <w:t>        num</w:t>
+      </w:r>
+      <w:r>
+        <w:rPr>
+          <w:rFonts w:ascii="Times New Roman" w:hAnsi="Times New Roman"/>
+        </w:rPr>
+        <w:t>_</w:t>
+      </w:r>
+      <w:r>
+        <w:rPr>
+          <w:rFonts w:ascii="Times New Roman" w:hAnsi="Times New Roman"/>
+          <w:lang w:val="en-US"/>
+        </w:rPr>
+        <w:t>samples</w:t>
+      </w:r>
+      <w:r>
+        <w:rPr>
+          <w:rFonts w:ascii="Times New Roman" w:hAnsi="Times New Roman"/>
         </w:rPr>
         <w:t xml:space="preserve"> = </w:t>
       </w:r>
@@ -8537,13 +8492,31 @@
           <w:rFonts w:ascii="Times New Roman" w:hAnsi="Times New Roman"/>
           <w:lang w:val="en-US"/>
         </w:rPr>
-        <w:t>int(input(</w:t>
-      </w:r>
-      <w:proofErr w:type="gramEnd"/>
-      <w:r>
-        <w:rPr>
-          <w:rFonts w:ascii="Times New Roman" w:hAnsi="Times New Roman"/>
-          <w:lang w:val="en-US"/>
+        <w:t>int</w:t>
+      </w:r>
+      <w:r>
+        <w:rPr>
+          <w:rFonts w:ascii="Times New Roman" w:hAnsi="Times New Roman"/>
+        </w:rPr>
+        <w:t>(</w:t>
+      </w:r>
+      <w:r>
+        <w:rPr>
+          <w:rFonts w:ascii="Times New Roman" w:hAnsi="Times New Roman"/>
+          <w:lang w:val="en-US"/>
+        </w:rPr>
+        <w:t>input</w:t>
+      </w:r>
+      <w:r>
+        <w:rPr>
+          <w:rFonts w:ascii="Times New Roman" w:hAnsi="Times New Roman"/>
+        </w:rPr>
+        <w:t>(</w:t>
+      </w:r>
+      <w:proofErr w:type="gramEnd"/>
+      <w:r>
+        <w:rPr>
+          <w:rFonts w:ascii="Times New Roman" w:hAnsi="Times New Roman"/>
         </w:rPr>
         <w:t>"</w:t>
       </w:r>
@@ -8556,7 +8529,6 @@
       <w:r>
         <w:rPr>
           <w:rFonts w:ascii="Times New Roman" w:hAnsi="Times New Roman"/>
-          <w:lang w:val="en-US"/>
         </w:rPr>
         <w:t xml:space="preserve"> </w:t>
       </w:r>
@@ -8569,7 +8541,6 @@
       <w:r>
         <w:rPr>
           <w:rFonts w:ascii="Times New Roman" w:hAnsi="Times New Roman"/>
-          <w:lang w:val="en-US"/>
         </w:rPr>
         <w:t xml:space="preserve"> </w:t>
       </w:r>
@@ -8582,7 +8553,6 @@
       <w:r>
         <w:rPr>
           <w:rFonts w:ascii="Times New Roman" w:hAnsi="Times New Roman"/>
-          <w:lang w:val="en-US"/>
         </w:rPr>
         <w:t xml:space="preserve"> </w:t>
       </w:r>
@@ -8595,7 +8565,6 @@
       <w:r>
         <w:rPr>
           <w:rFonts w:ascii="Times New Roman" w:hAnsi="Times New Roman"/>
-          <w:lang w:val="en-US"/>
         </w:rPr>
         <w:t xml:space="preserve"> </w:t>
       </w:r>
@@ -8608,7 +8577,6 @@
       <w:r>
         <w:rPr>
           <w:rFonts w:ascii="Times New Roman" w:hAnsi="Times New Roman"/>
-          <w:lang w:val="en-US"/>
         </w:rPr>
         <w:t>: "))</w:t>
       </w:r>
@@ -8625,7 +8593,59 @@
           <w:rFonts w:ascii="Times New Roman" w:hAnsi="Times New Roman"/>
           <w:lang w:val="en-US"/>
         </w:rPr>
-        <w:t xml:space="preserve">        if </w:t>
+        <w:t> </w:t>
+      </w:r>
+      <w:r>
+        <w:rPr>
+          <w:rFonts w:ascii="Times New Roman" w:hAnsi="Times New Roman"/>
+        </w:rPr>
+        <w:t xml:space="preserve"> </w:t>
+      </w:r>
+      <w:r>
+        <w:rPr>
+          <w:rFonts w:ascii="Times New Roman" w:hAnsi="Times New Roman"/>
+          <w:lang w:val="en-US"/>
+        </w:rPr>
+        <w:t> </w:t>
+      </w:r>
+      <w:r>
+        <w:rPr>
+          <w:rFonts w:ascii="Times New Roman" w:hAnsi="Times New Roman"/>
+        </w:rPr>
+        <w:t xml:space="preserve"> </w:t>
+      </w:r>
+      <w:r>
+        <w:rPr>
+          <w:rFonts w:ascii="Times New Roman" w:hAnsi="Times New Roman"/>
+          <w:lang w:val="en-US"/>
+        </w:rPr>
+        <w:t> </w:t>
+      </w:r>
+      <w:r>
+        <w:rPr>
+          <w:rFonts w:ascii="Times New Roman" w:hAnsi="Times New Roman"/>
+        </w:rPr>
+        <w:t xml:space="preserve"> </w:t>
+      </w:r>
+      <w:r>
+        <w:rPr>
+          <w:rFonts w:ascii="Times New Roman" w:hAnsi="Times New Roman"/>
+          <w:lang w:val="en-US"/>
+        </w:rPr>
+        <w:t> </w:t>
+      </w:r>
+      <w:r>
+        <w:rPr>
+          <w:rFonts w:ascii="Times New Roman" w:hAnsi="Times New Roman"/>
+        </w:rPr>
+        <w:t xml:space="preserve"> </w:t>
+      </w:r>
+      <w:r>
+        <w:rPr>
+          <w:rFonts w:ascii="Times New Roman" w:hAnsi="Times New Roman"/>
+          <w:lang w:val="en-US"/>
+        </w:rPr>
+        <w:t xml:space="preserve">if </w:t>
       </w:r>
       <w:proofErr w:type="spellStart"/>
       <w:r>
@@ -9024,7 +9044,6 @@
       <w:pPr>
         <w:rPr>
           <w:rFonts w:ascii="Times New Roman" w:hAnsi="Times New Roman"/>
-          <w:lang w:val="en-US"/>
         </w:rPr>
       </w:pPr>
       <w:r>
@@ -9040,15 +9059,27 @@
           <w:rFonts w:ascii="Times New Roman" w:hAnsi="Times New Roman"/>
           <w:lang w:val="en-US"/>
         </w:rPr>
-        <w:t>print(</w:t>
-      </w:r>
-      <w:proofErr w:type="gramEnd"/>
-      <w:r>
-        <w:rPr>
-          <w:rFonts w:ascii="Times New Roman" w:hAnsi="Times New Roman"/>
-          <w:lang w:val="en-US"/>
-        </w:rPr>
-        <w:t>f"</w:t>
+        <w:t>print</w:t>
+      </w:r>
+      <w:r>
+        <w:rPr>
+          <w:rFonts w:ascii="Times New Roman" w:hAnsi="Times New Roman"/>
+        </w:rPr>
+        <w:t>(</w:t>
+      </w:r>
+      <w:proofErr w:type="gramEnd"/>
+      <w:r>
+        <w:rPr>
+          <w:rFonts w:ascii="Times New Roman" w:hAnsi="Times New Roman"/>
+          <w:lang w:val="en-US"/>
+        </w:rPr>
+        <w:t>f</w:t>
+      </w:r>
+      <w:r>
+        <w:rPr>
+          <w:rFonts w:ascii="Times New Roman" w:hAnsi="Times New Roman"/>
+        </w:rPr>
+        <w:t>"</w:t>
       </w:r>
       <w:r>
         <w:rPr>
@@ -9059,7 +9090,6 @@
       <w:r>
         <w:rPr>
           <w:rFonts w:ascii="Times New Roman" w:hAnsi="Times New Roman"/>
-          <w:lang w:val="en-US"/>
         </w:rPr>
         <w:t xml:space="preserve"> </w:t>
       </w:r>
@@ -9072,7 +9102,6 @@
       <w:r>
         <w:rPr>
           <w:rFonts w:ascii="Times New Roman" w:hAnsi="Times New Roman"/>
-          <w:lang w:val="en-US"/>
         </w:rPr>
         <w:t xml:space="preserve"> </w:t>
       </w:r>
@@ -9085,24 +9114,88 @@
       <w:r>
         <w:rPr>
           <w:rFonts w:ascii="Times New Roman" w:hAnsi="Times New Roman"/>
-          <w:lang w:val="en-US"/>
-        </w:rPr>
-        <w:t>: {e}")</w:t>
-      </w:r>
-    </w:p>
-    <w:p>
-      <w:pPr>
-        <w:rPr>
-          <w:rFonts w:ascii="Times New Roman" w:hAnsi="Times New Roman"/>
-          <w:lang w:val="en-US"/>
-        </w:rPr>
-      </w:pPr>
-      <w:r>
-        <w:rPr>
-          <w:rFonts w:ascii="Times New Roman" w:hAnsi="Times New Roman"/>
-          <w:lang w:val="en-US"/>
-        </w:rPr>
-        <w:t>        return</w:t>
+        </w:rPr>
+        <w:t>: {</w:t>
+      </w:r>
+      <w:r>
+        <w:rPr>
+          <w:rFonts w:ascii="Times New Roman" w:hAnsi="Times New Roman"/>
+          <w:lang w:val="en-US"/>
+        </w:rPr>
+        <w:t>e</w:t>
+      </w:r>
+      <w:r>
+        <w:rPr>
+          <w:rFonts w:ascii="Times New Roman" w:hAnsi="Times New Roman"/>
+        </w:rPr>
+        <w:t>}")</w:t>
+      </w:r>
+    </w:p>
+    <w:p>
+      <w:pPr>
+        <w:rPr>
+          <w:rFonts w:ascii="Times New Roman" w:hAnsi="Times New Roman"/>
+          <w:lang w:val="en-US"/>
+        </w:rPr>
+      </w:pPr>
+      <w:r>
+        <w:rPr>
+          <w:rFonts w:ascii="Times New Roman" w:hAnsi="Times New Roman"/>
+          <w:lang w:val="en-US"/>
+        </w:rPr>
+        <w:t> </w:t>
+      </w:r>
+      <w:r>
+        <w:rPr>
+          <w:rFonts w:ascii="Times New Roman" w:hAnsi="Times New Roman"/>
+        </w:rPr>
+        <w:t xml:space="preserve"> </w:t>
+      </w:r>
+      <w:r>
+        <w:rPr>
+          <w:rFonts w:ascii="Times New Roman" w:hAnsi="Times New Roman"/>
+          <w:lang w:val="en-US"/>
+        </w:rPr>
+        <w:t> </w:t>
+      </w:r>
+      <w:r>
+        <w:rPr>
+          <w:rFonts w:ascii="Times New Roman" w:hAnsi="Times New Roman"/>
+        </w:rPr>
+        <w:t xml:space="preserve"> </w:t>
+      </w:r>
+      <w:r>
+        <w:rPr>
+          <w:rFonts w:ascii="Times New Roman" w:hAnsi="Times New Roman"/>
+          <w:lang w:val="en-US"/>
+        </w:rPr>
+        <w:t> </w:t>
+      </w:r>
+      <w:r>
+        <w:rPr>
+          <w:rFonts w:ascii="Times New Roman" w:hAnsi="Times New Roman"/>
+        </w:rPr>
+        <w:t xml:space="preserve"> </w:t>
+      </w:r>
+      <w:r>
+        <w:rPr>
+          <w:rFonts w:ascii="Times New Roman" w:hAnsi="Times New Roman"/>
+          <w:lang w:val="en-US"/>
+        </w:rPr>
+        <w:t> </w:t>
+      </w:r>
+      <w:r>
+        <w:rPr>
+          <w:rFonts w:ascii="Times New Roman" w:hAnsi="Times New Roman"/>
+        </w:rPr>
+        <w:t xml:space="preserve"> </w:t>
+      </w:r>
+      <w:r>
+        <w:rPr>
+          <w:rFonts w:ascii="Times New Roman" w:hAnsi="Times New Roman"/>
+          <w:lang w:val="en-US"/>
+        </w:rPr>
+        <w:t>return</w:t>
       </w:r>
     </w:p>
     <w:p>
@@ -10128,8 +10221,35 @@
       <w:pPr>
         <w:rPr>
           <w:rFonts w:ascii="Times New Roman" w:hAnsi="Times New Roman"/>
-        </w:rPr>
-      </w:pPr>
+          <w:lang w:val="en-US"/>
+        </w:rPr>
+      </w:pPr>
+      <w:hyperlink r:id="rId10" w:history="1">
+        <w:r>
+          <w:rPr>
+            <w:rStyle w:val="ac"/>
+            <w:rFonts w:ascii="Times New Roman" w:hAnsi="Times New Roman"/>
+            <w:lang w:val="en-US"/>
+          </w:rPr>
+          <w:t>Python_lab/Python/lab2/lab</w:t>
+        </w:r>
+        <w:r>
+          <w:rPr>
+            <w:rStyle w:val="ac"/>
+            <w:rFonts w:ascii="Times New Roman" w:hAnsi="Times New Roman"/>
+            <w:lang w:val="en-US"/>
+          </w:rPr>
+          <w:t>2</w:t>
+        </w:r>
+        <w:r>
+          <w:rPr>
+            <w:rStyle w:val="ac"/>
+            <w:rFonts w:ascii="Times New Roman" w:hAnsi="Times New Roman"/>
+            <w:lang w:val="en-US"/>
+          </w:rPr>
+          <w:t>/lab2 at main · malishev-danil/Python_lab</w:t>
+        </w:r>
+      </w:hyperlink>
     </w:p>
     <w:sectPr>
       <w:pgSz w:w="11906" w:h="16838"/>
@@ -11302,6 +11422,41 @@
       <w:lang w:eastAsia="ru-RU"/>
     </w:rPr>
   </w:style>
+  <w:style w:type="character" w:styleId="ac">
+    <w:name w:val="Hyperlink"/>
+    <w:basedOn w:val="a0"/>
+    <w:uiPriority w:val="99"/>
+    <w:unhideWhenUsed/>
+    <w:rsid w:val="00D77B52"/>
+    <w:rPr>
+      <w:color w:val="0563C1" w:themeColor="hyperlink"/>
+      <w:u w:val="single"/>
+    </w:rPr>
+  </w:style>
+  <w:style w:type="character" w:styleId="ad">
+    <w:name w:val="Unresolved Mention"/>
+    <w:basedOn w:val="a0"/>
+    <w:uiPriority w:val="99"/>
+    <w:semiHidden/>
+    <w:unhideWhenUsed/>
+    <w:rsid w:val="00D77B52"/>
+    <w:rPr>
+      <w:color w:val="605E5C"/>
+      <w:shd w:val="clear" w:color="auto" w:fill="E1DFDD"/>
+    </w:rPr>
+  </w:style>
+  <w:style w:type="character" w:styleId="ae">
+    <w:name w:val="FollowedHyperlink"/>
+    <w:basedOn w:val="a0"/>
+    <w:uiPriority w:val="99"/>
+    <w:semiHidden/>
+    <w:unhideWhenUsed/>
+    <w:rsid w:val="00D77B52"/>
+    <w:rPr>
+      <w:color w:val="954F72" w:themeColor="followedHyperlink"/>
+      <w:u w:val="single"/>
+    </w:rPr>
+  </w:style>
 </w:styles>
 </file>
 
